--- a/paper/molecular_informatics_submission.docx
+++ b/paper/molecular_informatics_submission.docx
@@ -13,7 +13,7 @@
         <w:t xml:space="preserve"> </w:t>
       </w:r>
       <w:r>
-        <w:t xml:space="preserve">An Empirical Characterization and Required Properties</w:t>
+        <w:t xml:space="preserve">An Empirical Characterization and Motivated Properties</w:t>
       </w:r>
       <w:r>
         <w:t xml:space="preserve"> </w:t>
@@ -83,19 +83,25 @@
         <w:t xml:space="preserve"> </w:t>
       </w:r>
       <w:r>
-        <w:t xml:space="preserve">compounds each), we show these definitions cluster into two families measuring</w:t>
-      </w:r>
-      <w:r>
-        <w:t xml:space="preserve"> </w:t>
-      </w:r>
-      <w:r>
-        <w:t xml:space="preserve">different properties, and that rank instability is predictable from binding profile shape.</w:t>
-      </w:r>
-      <w:r>
-        <w:t xml:space="preserve"> </w:t>
-      </w:r>
-      <w:r>
-        <w:t xml:space="preserve">We trace instability to three sources: definitional noise below the detection</w:t>
+        <w:t xml:space="preserve">compounds each), we show these definitions split three to one, with the S-score,</w:t>
+      </w:r>
+      <w:r>
+        <w:t xml:space="preserve"> </w:t>
+      </w:r>
+      <w:r>
+        <w:t xml:space="preserve">entropy and Gini agreeing closely while the fold-selectivity ratio agrees with</w:t>
+      </w:r>
+      <w:r>
+        <w:t xml:space="preserve"> </w:t>
+      </w:r>
+      <w:r>
+        <w:t xml:space="preserve">none, and that rank instability is predictable from binding profile shape.</w:t>
+      </w:r>
+      <w:r>
+        <w:t xml:space="preserve"> </w:t>
+      </w:r>
+      <w:r>
+        <w:t xml:space="preserve">We trace instability to three sources: definitional noise below the activity</w:t>
       </w:r>
       <w:r>
         <w:t xml:space="preserve"> </w:t>
@@ -113,19 +119,25 @@
         <w:t xml:space="preserve"> </w:t>
       </w:r>
       <w:r>
-        <w:t xml:space="preserve">We derive four properties that any well-formed selectivity measure should</w:t>
-      </w:r>
-      <w:r>
-        <w:t xml:space="preserve"> </w:t>
-      </w:r>
-      <w:r>
-        <w:t xml:space="preserve">satisfy, then show that no existing definition satisfies all four. Finally, we propose a</w:t>
-      </w:r>
-      <w:r>
-        <w:t xml:space="preserve"> </w:t>
-      </w:r>
-      <w:r>
-        <w:t xml:space="preserve">measure that does, recovering its full-panel ranking from about a third of a panel.</w:t>
+        <w:t xml:space="preserve">We motivate four properties that a well-formed selectivity measure should</w:t>
+      </w:r>
+      <w:r>
+        <w:t xml:space="preserve"> </w:t>
+      </w:r>
+      <w:r>
+        <w:t xml:space="preserve">satisfy, and find that none of the four assessed satisfies all of them.</w:t>
+      </w:r>
+      <w:r>
+        <w:t xml:space="preserve"> </w:t>
+      </w:r>
+      <w:r>
+        <w:t xml:space="preserve">We then propose a measure that does, recovering its full-panel ranking</w:t>
+      </w:r>
+      <w:r>
+        <w:t xml:space="preserve"> </w:t>
+      </w:r>
+      <w:r>
+        <w:t xml:space="preserve">from about a third of a panel.</w:t>
       </w:r>
     </w:p>
     <w:p>
@@ -294,13 +306,13 @@
         <w:t xml:space="preserve"> </w:t>
       </w:r>
       <w:r>
-        <w:t xml:space="preserve">and ratio-based measures including the</w:t>
-      </w:r>
-      <w:r>
-        <w:t xml:space="preserve"> </w:t>
-      </w:r>
-      <w:r>
-        <w:t xml:space="preserve">CATDS score.</w:t>
+        <w:t xml:space="preserve">and ratio-based measures, a family to which</w:t>
+      </w:r>
+      <w:r>
+        <w:t xml:space="preserve"> </w:t>
+      </w:r>
+      <w:r>
+        <w:t xml:space="preserve">the field assigns the CATDS score.</w:t>
       </w:r>
       <w:r>
         <w:rPr>
@@ -445,19 +457,13 @@
         <w:t xml:space="preserve"> </w:t>
       </w:r>
       <w:r>
-        <w:t xml:space="preserve">Go/no-go decisions worth hundreds of millions of dollars in development costs</w:t>
-      </w:r>
-      <w:r>
-        <w:t xml:space="preserve"> </w:t>
-      </w:r>
-      <w:r>
-        <w:t xml:space="preserve">are made on the basis of selectivity assessments whose sensitivity to</w:t>
-      </w:r>
-      <w:r>
-        <w:t xml:space="preserve"> </w:t>
-      </w:r>
-      <w:r>
-        <w:t xml:space="preserve">definitional choice is unknown. The lack of consistency across</w:t>
+        <w:t xml:space="preserve">Go/no-go decisions in lead optimization are made on the basis of selectivity</w:t>
+      </w:r>
+      <w:r>
+        <w:t xml:space="preserve"> </w:t>
+      </w:r>
+      <w:r>
+        <w:t xml:space="preserve">assessments whose sensitivity to definitional choice is unknown. The lack of consistency across</w:t>
       </w:r>
       <w:r>
         <w:t xml:space="preserve"> </w:t>
@@ -580,39 +586,69 @@
         </w:numPr>
       </w:pPr>
       <w:r>
-        <w:t xml:space="preserve">we show that existing definitions cluster into two families:</w:t>
-      </w:r>
-      <w:r>
-        <w:t xml:space="preserve"> </w:t>
-      </w:r>
-      <w:r>
-        <w:t xml:space="preserve">distribution-based (S-score, entropy, Gini) and ratio-based (CATDS and</w:t>
-      </w:r>
-      <w:r>
-        <w:t xml:space="preserve"> </w:t>
-      </w:r>
-      <w:r>
-        <w:t xml:space="preserve">variants), which correlate weakly with one another across all four datasets</w:t>
-      </w:r>
-      <w:r>
-        <w:t xml:space="preserve"> </w:t>
-      </w:r>
-      <w:r>
-        <w:t xml:space="preserve">(cross-family</w:t>
-      </w:r>
-      <w:r>
-        <w:t xml:space="preserve"> </w:t>
-      </w:r>
-      <m:oMath>
-        <m:r>
-          <m:t>r</m:t>
-        </m:r>
-        <m:r>
-          <m:rPr>
-            <m:sty m:val="p"/>
-          </m:rPr>
-          <m:t>=</m:t>
-        </m:r>
+        <w:t xml:space="preserve">we show that the</w:t>
+      </w:r>
+      <w:r>
+        <w:t xml:space="preserve"> </w:t>
+      </w:r>
+      <w:r>
+        <w:t xml:space="preserve">S-score, entropy and Gini agree closely with each other on every one of the four</w:t>
+      </w:r>
+      <w:r>
+        <w:t xml:space="preserve"> </w:t>
+      </w:r>
+      <w:r>
+        <w:t xml:space="preserve">datasets (Spearman</w:t>
+      </w:r>
+      <w:r>
+        <w:t xml:space="preserve"> </w:t>
+      </w:r>
+      <m:oMath>
+        <m:r>
+          <m:t>0.72</m:t>
+        </m:r>
+      </m:oMath>
+      <w:r>
+        <w:t xml:space="preserve">–</w:t>
+      </w:r>
+      <m:oMath>
+        <m:r>
+          <m:t>1.00</m:t>
+        </m:r>
+      </m:oMath>
+      <w:r>
+        <w:t xml:space="preserve">), while the fold-selectivity ratio</w:t>
+      </w:r>
+      <w:r>
+        <w:t xml:space="preserve"> </w:t>
+      </w:r>
+      <m:oMath>
+        <m:r>
+          <m:t>R</m:t>
+        </m:r>
+        <m:r>
+          <m:rPr>
+            <m:sty m:val="p"/>
+          </m:rPr>
+          <m:t>(</m:t>
+        </m:r>
+        <m:r>
+          <m:t>k</m:t>
+        </m:r>
+        <m:r>
+          <m:rPr>
+            <m:sty m:val="p"/>
+          </m:rPr>
+          <m:t>)</m:t>
+        </m:r>
+      </m:oMath>
+      <w:r>
+        <w:t xml:space="preserve"> </w:t>
+      </w:r>
+      <w:r>
+        <w:t xml:space="preserve">agrees with none of them (</w:t>
+      </w:r>
+      <m:oMath>
         <m:r>
           <m:t>0.14</m:t>
         </m:r>
@@ -626,33 +662,54 @@
         </m:r>
       </m:oMath>
       <w:r>
-        <w:t xml:space="preserve">, versus within-family</w:t>
-      </w:r>
-      <w:r>
-        <w:t xml:space="preserve"> </w:t>
-      </w:r>
-      <m:oMath>
-        <m:r>
-          <m:t>r</m:t>
-        </m:r>
-        <m:r>
-          <m:rPr>
-            <m:sty m:val="p"/>
-          </m:rPr>
-          <m:t>&gt;</m:t>
-        </m:r>
-        <m:r>
-          <m:t>0.72</m:t>
-        </m:r>
-      </m:oMath>
-      <w:r>
-        <w:t xml:space="preserve">) and measure</w:t>
-      </w:r>
-      <w:r>
-        <w:t xml:space="preserve"> </w:t>
-      </w:r>
-      <w:r>
-        <w:t xml:space="preserve">distinct properties of binding profiles;</w:t>
+        <w:t xml:space="preserve">). We call the first group the</w:t>
+      </w:r>
+      <w:r>
+        <w:t xml:space="preserve"> </w:t>
+      </w:r>
+      <w:r>
+        <w:t xml:space="preserve">distribution-based family, and</w:t>
+      </w:r>
+      <w:r>
+        <w:t xml:space="preserve"> </w:t>
+      </w:r>
+      <m:oMath>
+        <m:r>
+          <m:t>R</m:t>
+        </m:r>
+        <m:r>
+          <m:rPr>
+            <m:sty m:val="p"/>
+          </m:rPr>
+          <m:t>(</m:t>
+        </m:r>
+        <m:r>
+          <m:t>k</m:t>
+        </m:r>
+        <m:r>
+          <m:rPr>
+            <m:sty m:val="p"/>
+          </m:rPr>
+          <m:t>)</m:t>
+        </m:r>
+      </m:oMath>
+      <w:r>
+        <w:t xml:space="preserve"> </w:t>
+      </w:r>
+      <w:r>
+        <w:t xml:space="preserve">the ratio-based family. The split</w:t>
+      </w:r>
+      <w:r>
+        <w:t xml:space="preserve"> </w:t>
+      </w:r>
+      <w:r>
+        <w:t xml:space="preserve">follows what each quantifies: how concentrated a compound’s activity is across</w:t>
+      </w:r>
+      <w:r>
+        <w:t xml:space="preserve"> </w:t>
+      </w:r>
+      <w:r>
+        <w:t xml:space="preserve">the whole panel, against how large the gap is to one chosen off-target;</w:t>
       </w:r>
     </w:p>
     <w:p>
@@ -669,7 +726,7 @@
         <w:t xml:space="preserve"> </w:t>
       </w:r>
       <w:r>
-        <w:t xml:space="preserve">compounds below the assay detection threshold, ratio-specific instability</w:t>
+        <w:t xml:space="preserve">compounds with no binding above the activity threshold, ratio-specific instability</w:t>
       </w:r>
       <w:r>
         <w:t xml:space="preserve"> </w:t>
@@ -692,7 +749,7 @@
         </w:numPr>
       </w:pPr>
       <w:r>
-        <w:t xml:space="preserve">we propose four required properties: (D1) a reliability threshold condition,</w:t>
+        <w:t xml:space="preserve">we propose four motivated properties: (D1) a reliability threshold condition,</w:t>
       </w:r>
       <w:r>
         <w:t xml:space="preserve"> </w:t>
@@ -704,13 +761,13 @@
         <w:t xml:space="preserve"> </w:t>
       </w:r>
       <w:r>
-        <w:t xml:space="preserve">weak off-target addition. We then show that no existing definition satisfies</w:t>
-      </w:r>
-      <w:r>
-        <w:t xml:space="preserve"> </w:t>
-      </w:r>
-      <w:r>
-        <w:t xml:space="preserve">all four simultaneously;</w:t>
+        <w:t xml:space="preserve">weak off-target addition. We then find that none of the four definitions</w:t>
+      </w:r>
+      <w:r>
+        <w:t xml:space="preserve"> </w:t>
+      </w:r>
+      <w:r>
+        <w:t xml:space="preserve">assessed satisfies all four simultaneously;</w:t>
       </w:r>
     </w:p>
     <w:p>
@@ -736,6 +793,26 @@
         <w:t xml:space="preserve">full-panel ranking from roughly a third of a typical panel.</w:t>
       </w:r>
     </w:p>
+    <w:p>
+      <w:pPr>
+        <w:pStyle w:val="FirstParagraph"/>
+      </w:pPr>
+      <w:r>
+        <w:t xml:space="preserve">We demonstrate that candidate measure we propose is neither unique as a measure</w:t>
+      </w:r>
+      <w:r>
+        <w:t xml:space="preserve"> </w:t>
+      </w:r>
+      <w:r>
+        <w:t xml:space="preserve">satisfying the four properties jointly, nor is it guaranteed to perform better than</w:t>
+      </w:r>
+      <w:r>
+        <w:t xml:space="preserve"> </w:t>
+      </w:r>
+      <w:r>
+        <w:t xml:space="preserve">existing measures in all cases.</w:t>
+      </w:r>
+    </w:p>
     <w:bookmarkEnd w:id="9"/>
     <w:bookmarkStart w:id="12" w:name="sec:related"/>
     <w:p>
@@ -1368,7 +1445,7 @@
         <w:t xml:space="preserve"> </w:t>
       </w:r>
       <w:r>
-        <w:t xml:space="preserve">The present work proposes empirically motivated required properties as a</w:t>
+        <w:t xml:space="preserve">The present work proposes empirically motivated properties as a</w:t>
       </w:r>
       <w:r>
         <w:t xml:space="preserve"> </w:t>
@@ -2578,25 +2655,45 @@
         <w:t xml:space="preserve"> </w:t>
       </w:r>
       <w:r>
-        <w:t xml:space="preserve">instability.</w:t>
-      </w:r>
-      <w:r>
-        <w:t xml:space="preserve"> </w:t>
-      </w:r>
-      <w:r>
-        <w:t xml:space="preserve">The definitions remain directly comparable across datasets</w:t>
-      </w:r>
-      <w:r>
-        <w:t xml:space="preserve"> </w:t>
-      </w:r>
-      <w:r>
-        <w:t xml:space="preserve">because both of these computations are invariant to a common monotone</w:t>
-      </w:r>
-      <w:r>
-        <w:t xml:space="preserve"> </w:t>
-      </w:r>
-      <w:r>
-        <w:t xml:space="preserve">rescaling within a dataset.</w:t>
+        <w:t xml:space="preserve">instability. Figure </w:t>
+      </w:r>
+      <w:hyperlink w:anchor="fig:fidelity">
+        <w:r>
+          <w:rPr>
+            <w:rStyle w:val="Hyperlink"/>
+          </w:rPr>
+          <w:t xml:space="preserve">1</w:t>
+        </w:r>
+      </w:hyperlink>
+      <w:r>
+        <w:t xml:space="preserve"> </w:t>
+      </w:r>
+      <w:r>
+        <w:t xml:space="preserve">shows the definitions are not</w:t>
+      </w:r>
+      <w:r>
+        <w:t xml:space="preserve"> </w:t>
+      </w:r>
+      <w:r>
+        <w:t xml:space="preserve">invariant to the choice of readout. In fact, two defensible</w:t>
+      </w:r>
+      <w:r>
+        <w:t xml:space="preserve"> </w:t>
+      </w:r>
+      <w:r>
+        <w:t xml:space="preserve">operationalizations of the entropy rank compounds differently, and on Klaeger in</w:t>
+      </w:r>
+      <w:r>
+        <w:t xml:space="preserve"> </w:t>
+      </w:r>
+      <w:r>
+        <w:t xml:space="preserve">reverse. Cross-dataset comparison here rests on rank correlations computed within</w:t>
+      </w:r>
+      <w:r>
+        <w:t xml:space="preserve"> </w:t>
+      </w:r>
+      <w:r>
+        <w:t xml:space="preserve">each dataset, never on absolute scores compared across them.</w:t>
       </w:r>
       <w:r>
         <w:t xml:space="preserve"> </w:t>
@@ -5351,7 +5448,7 @@
         <w:t xml:space="preserve"> </w:t>
       </w:r>
       <w:r>
-        <w:t xml:space="preserve">The family also includes the concentration- and target-dependent selectivity</w:t>
+        <w:t xml:space="preserve">The field also assigns the concentration- and target-dependent selectivity</w:t>
       </w:r>
       <w:r>
         <w:t xml:space="preserve"> </w:t>
@@ -5366,7 +5463,16 @@
         <w:t xml:space="preserve">[7]</w:t>
       </w:r>
       <w:r>
-        <w:t xml:space="preserve">, which instead divides each</w:t>
+        <w:t xml:space="preserve"> </w:t>
+      </w:r>
+      <w:r>
+        <w:t xml:space="preserve">to this family, though we find</w:t>
+      </w:r>
+      <w:r>
+        <w:t xml:space="preserve"> </w:t>
+      </w:r>
+      <w:r>
+        <w:t xml:space="preserve">that it does not behave like a member of it. CATDS divides each</w:t>
       </w:r>
       <w:r>
         <w:t xml:space="preserve"> </w:t>
@@ -5394,13 +5500,54 @@
         <w:t xml:space="preserve"> </w:t>
       </w:r>
       <w:r>
-        <w:t xml:space="preserve">target in the panel (rather than comparing to a</w:t>
-      </w:r>
-      <w:r>
-        <w:t xml:space="preserve"> </w:t>
-      </w:r>
-      <w:r>
-        <w:t xml:space="preserve">single chosen competitor).</w:t>
+        <w:t xml:space="preserve">target in the panel, rather than comparing to a</w:t>
+      </w:r>
+      <w:r>
+        <w:t xml:space="preserve"> </w:t>
+      </w:r>
+      <w:r>
+        <w:t xml:space="preserve">single chosen competitor, which is a distributional construction. We therefore</w:t>
+      </w:r>
+      <w:r>
+        <w:t xml:space="preserve"> </w:t>
+      </w:r>
+      <w:r>
+        <w:t xml:space="preserve">represent the ratio family by</w:t>
+      </w:r>
+      <w:r>
+        <w:t xml:space="preserve"> </w:t>
+      </w:r>
+      <m:oMath>
+        <m:r>
+          <m:t>R</m:t>
+        </m:r>
+        <m:r>
+          <m:rPr>
+            <m:sty m:val="p"/>
+          </m:rPr>
+          <m:t>(</m:t>
+        </m:r>
+        <m:r>
+          <m:t>k</m:t>
+        </m:r>
+        <m:r>
+          <m:rPr>
+            <m:sty m:val="p"/>
+          </m:rPr>
+          <m:t>)</m:t>
+        </m:r>
+      </m:oMath>
+      <w:r>
+        <w:t xml:space="preserve"> </w:t>
+      </w:r>
+      <w:r>
+        <w:t xml:space="preserve">alone and treat CATDS separately in the</w:t>
+      </w:r>
+      <w:r>
+        <w:t xml:space="preserve"> </w:t>
+      </w:r>
+      <w:r>
+        <w:t xml:space="preserve">Discussion.</w:t>
       </w:r>
       <w:r>
         <w:t xml:space="preserve"> </w:t>
@@ -5673,7 +5820,7 @@
       <w:r>
         <w:drawing>
           <wp:inline>
-            <wp:extent cx="5334000" cy="4514490"/>
+            <wp:extent cx="5334000" cy="4528867"/>
             <wp:effectExtent b="0" l="0" r="0" t="0"/>
             <wp:docPr descr="" title="" id="15" name="Picture"/>
             <a:graphic>
@@ -5694,7 +5841,7 @@
                   <pic:spPr bwMode="auto">
                     <a:xfrm>
                       <a:off x="0" y="0"/>
-                      <a:ext cx="5334000" cy="4514490"/>
+                      <a:ext cx="5334000" cy="4528867"/>
                     </a:xfrm>
                     <a:prstGeom prst="rect">
                       <a:avLst/>
@@ -7190,7 +7337,7 @@
         </m:r>
       </m:oMath>
       <w:r>
-        <w:t xml:space="preserve">), and the</w:t>
+        <w:t xml:space="preserve">). The</w:t>
       </w:r>
       <w:r>
         <w:t xml:space="preserve"> </w:t>
@@ -7233,13 +7380,13 @@
         <w:t xml:space="preserve"> </w:t>
       </w:r>
       <w:r>
-        <w:t xml:space="preserve">affinity gap predicts ratio instability on Davis, Klaeger, and</w:t>
-      </w:r>
-      <w:r>
-        <w:t xml:space="preserve"> </w:t>
-      </w:r>
-      <w:r>
-        <w:t xml:space="preserve">Metz (</w:t>
+        <w:t xml:space="preserve">affinity gap predicts ratio instability on three of the four</w:t>
+      </w:r>
+      <w:r>
+        <w:t xml:space="preserve"> </w:t>
+      </w:r>
+      <w:r>
+        <w:t xml:space="preserve">datasets, Davis, Klaeger and Metz (</w:t>
       </w:r>
       <m:oMath>
         <m:r>
@@ -7316,7 +7463,56 @@
         </m:r>
       </m:oMath>
       <w:r>
-        <w:t xml:space="preserve">), as detailed below.</w:t>
+        <w:t xml:space="preserve">), but not on Anastassiadis (</w:t>
+      </w:r>
+      <m:oMath>
+        <m:r>
+          <m:t>r</m:t>
+        </m:r>
+        <m:r>
+          <m:rPr>
+            <m:sty m:val="p"/>
+          </m:rPr>
+          <m:t>=</m:t>
+        </m:r>
+        <m:r>
+          <m:rPr>
+            <m:sty m:val="p"/>
+          </m:rPr>
+          <m:t>−</m:t>
+        </m:r>
+        <m:r>
+          <m:t>0.104</m:t>
+        </m:r>
+      </m:oMath>
+      <w:r>
+        <w:t xml:space="preserve">,</w:t>
+      </w:r>
+      <w:r>
+        <w:t xml:space="preserve"> </w:t>
+      </w:r>
+      <m:oMath>
+        <m:r>
+          <m:t>p</m:t>
+        </m:r>
+        <m:r>
+          <m:rPr>
+            <m:sty m:val="p"/>
+          </m:rPr>
+          <m:t>=</m:t>
+        </m:r>
+        <m:r>
+          <m:t>0.23</m:t>
+        </m:r>
+      </m:oMath>
+      <w:r>
+        <w:t xml:space="preserve">), as detailed</w:t>
+      </w:r>
+      <w:r>
+        <w:t xml:space="preserve"> </w:t>
+      </w:r>
+      <w:r>
+        <w:t xml:space="preserve">below.</w:t>
       </w:r>
     </w:p>
     <w:bookmarkStart w:id="26" w:name="fig:crossdataset"/>
@@ -7327,7 +7523,7 @@
       <w:r>
         <w:drawing>
           <wp:inline>
-            <wp:extent cx="5334000" cy="1549174"/>
+            <wp:extent cx="5334000" cy="1551039"/>
             <wp:effectExtent b="0" l="0" r="0" t="0"/>
             <wp:docPr descr="" title="" id="24" name="Picture"/>
             <a:graphic>
@@ -7348,7 +7544,7 @@
                   <pic:spPr bwMode="auto">
                     <a:xfrm>
                       <a:off x="0" y="0"/>
-                      <a:ext cx="5334000" cy="1549174"/>
+                      <a:ext cx="5334000" cy="1551039"/>
                     </a:xfrm>
                     <a:prstGeom prst="rect">
                       <a:avLst/>
@@ -7453,7 +7649,7 @@
       <w:r>
         <w:drawing>
           <wp:inline>
-            <wp:extent cx="4533900" cy="1124358"/>
+            <wp:extent cx="4533900" cy="1127397"/>
             <wp:effectExtent b="0" l="0" r="0" t="0"/>
             <wp:docPr descr="" title="" id="29" name="Picture"/>
             <a:graphic>
@@ -7474,7 +7670,7 @@
                   <pic:spPr bwMode="auto">
                     <a:xfrm>
                       <a:off x="0" y="0"/>
-                      <a:ext cx="4533900" cy="1124358"/>
+                      <a:ext cx="4533900" cy="1127397"/>
                     </a:xfrm>
                     <a:prstGeom prst="rect">
                       <a:avLst/>
@@ -8718,13 +8914,24 @@
         <w:t xml:space="preserve"> </w:t>
       </w:r>
       <w:r>
-        <w:t xml:space="preserve">The one predictor that replicates cleanly across both datasets is the</w:t>
-      </w:r>
-      <w:r>
-        <w:t xml:space="preserve"> </w:t>
-      </w:r>
-      <w:r>
-        <w:t xml:space="preserve">ratio family’s dependence on the top</w:t>
+        <w:t xml:space="preserve">Within Table </w:t>
+      </w:r>
+      <w:hyperlink w:anchor="tab:predictors">
+        <w:r>
+          <w:rPr>
+            <w:rStyle w:val="Hyperlink"/>
+          </w:rPr>
+          <w:t xml:space="preserve">[tab:predictors]</w:t>
+        </w:r>
+      </w:hyperlink>
+      <w:r>
+        <w:t xml:space="preserve">, the only pairing that holds on both</w:t>
+      </w:r>
+      <w:r>
+        <w:t xml:space="preserve"> </w:t>
+      </w:r>
+      <w:r>
+        <w:t xml:space="preserve">pK</w:t>
       </w:r>
       <m:oMath>
         <m:sSub>
@@ -8735,13 +8942,16 @@
           </m:e>
           <m:sub>
             <m:r>
-              <m:t>1</m:t>
+              <m:t>d</m:t>
             </m:r>
           </m:sub>
         </m:sSub>
       </m:oMath>
       <w:r>
-        <w:t xml:space="preserve">–top</w:t>
+        <w:t xml:space="preserve"> </w:t>
+      </w:r>
+      <w:r>
+        <w:t xml:space="preserve">datasets is the ratio family’s dependence on the top</w:t>
       </w:r>
       <m:oMath>
         <m:sSub>
@@ -8752,22 +8962,57 @@
           </m:e>
           <m:sub>
             <m:r>
-              <m:t>2</m:t>
+              <m:t>1</m:t>
             </m:r>
           </m:sub>
         </m:sSub>
       </m:oMath>
       <w:r>
-        <w:t xml:space="preserve"> </w:t>
-      </w:r>
-      <w:r>
-        <w:t xml:space="preserve">gap (above), which compares</w:t>
-      </w:r>
-      <w:r>
-        <w:t xml:space="preserve"> </w:t>
-      </w:r>
-      <w:r>
-        <w:t xml:space="preserve">two affinities directly rather than counting how many pass a cutoff. The entropy</w:t>
+        <w:t xml:space="preserve">–top</w:t>
+      </w:r>
+      <m:oMath>
+        <m:sSub>
+          <m:e>
+            <m:r>
+              <m:t>​</m:t>
+            </m:r>
+          </m:e>
+          <m:sub>
+            <m:r>
+              <m:t>2</m:t>
+            </m:r>
+          </m:sub>
+        </m:sSub>
+      </m:oMath>
+      <w:r>
+        <w:t xml:space="preserve"> </w:t>
+      </w:r>
+      <w:r>
+        <w:t xml:space="preserve">gap,</w:t>
+      </w:r>
+      <w:r>
+        <w:t xml:space="preserve"> </w:t>
+      </w:r>
+      <w:r>
+        <w:t xml:space="preserve">which compares two affinities directly rather than counting how many pass a</w:t>
+      </w:r>
+      <w:r>
+        <w:t xml:space="preserve"> </w:t>
+      </w:r>
+      <w:r>
+        <w:t xml:space="preserve">cutoff. As reported above, that dependence also holds on Metz but fails on</w:t>
+      </w:r>
+      <w:r>
+        <w:t xml:space="preserve"> </w:t>
+      </w:r>
+      <w:r>
+        <w:t xml:space="preserve">Anastassiadis, so it replicates on three of the four datasets and specifically</w:t>
+      </w:r>
+      <w:r>
+        <w:t xml:space="preserve"> </w:t>
+      </w:r>
+      <w:r>
+        <w:t xml:space="preserve">not on the percent-inhibition readout. The entropy</w:t>
       </w:r>
       <w:r>
         <w:t xml:space="preserve"> </w:t>
@@ -9220,7 +9465,7 @@
       <w:r>
         <w:drawing>
           <wp:inline>
-            <wp:extent cx="4533900" cy="1234828"/>
+            <wp:extent cx="4533900" cy="1241585"/>
             <wp:effectExtent b="0" l="0" r="0" t="0"/>
             <wp:docPr descr="" title="" id="35" name="Picture"/>
             <a:graphic>
@@ -9241,7 +9486,7 @@
                   <pic:spPr bwMode="auto">
                     <a:xfrm>
                       <a:off x="0" y="0"/>
-                      <a:ext cx="4533900" cy="1234828"/>
+                      <a:ext cx="4533900" cy="1241585"/>
                     </a:xfrm>
                     <a:prstGeom prst="rect">
                       <a:avLst/>
@@ -9600,7 +9845,7 @@
         <w:t xml:space="preserve"> </w:t>
       </w:r>
       <w:r>
-        <w:t xml:space="preserve">selectivity scores based on the detection floor values.</w:t>
+        <w:t xml:space="preserve">selectivity scores based on sub-threshold values.</w:t>
       </w:r>
       <w:r>
         <w:t xml:space="preserve"> </w:t>
@@ -10898,25 +11143,19 @@
         <w:t xml:space="preserve"> </w:t>
       </w:r>
       <w:r>
-        <w:t xml:space="preserve">Standard commercial kinase selectivity panels typically profile 50–100</w:t>
-      </w:r>
-      <w:r>
-        <w:t xml:space="preserve"> </w:t>
-      </w:r>
-      <w:r>
-        <w:t xml:space="preserve">kinases.</w:t>
-      </w:r>
-      <w:r>
-        <w:rPr>
-          <w:vertAlign w:val="superscript"/>
-        </w:rPr>
-        <w:t xml:space="preserve">[8]</w:t>
-      </w:r>
-      <w:r>
-        <w:t xml:space="preserve"> </w:t>
-      </w:r>
-      <w:r>
-        <w:t xml:space="preserve">At these panel sizes, entropy- and S-score-based rankings are reasonably</w:t>
+        <w:t xml:space="preserve">Commercial kinase selectivity panels vary widely in size, from focused</w:t>
+      </w:r>
+      <w:r>
+        <w:t xml:space="preserve"> </w:t>
+      </w:r>
+      <w:r>
+        <w:t xml:space="preserve">subpanels of a few dozen kinases to near-kinome panels of several hundred.</w:t>
+      </w:r>
+      <w:r>
+        <w:t xml:space="preserve"> </w:t>
+      </w:r>
+      <w:r>
+        <w:t xml:space="preserve">On a 50-kinase subpanel, entropy- and S-score-based rankings are reasonably</w:t>
       </w:r>
       <w:r>
         <w:t xml:space="preserve"> </w:t>
@@ -10935,7 +11174,7 @@
           <m:t>≈</m:t>
         </m:r>
         <m:r>
-          <m:t>0.76</m:t>
+          <m:t>0.78</m:t>
         </m:r>
       </m:oMath>
       <w:r>
@@ -10943,11 +11182,11 @@
       </w:r>
       <m:oMath>
         <m:r>
-          <m:t>0.85</m:t>
-        </m:r>
-      </m:oMath>
-      <w:r>
-        <w:t xml:space="preserve">), but Gini and ratio rankings are effectively</w:t>
+          <m:t>0.82</m:t>
+        </m:r>
+      </m:oMath>
+      <w:r>
+        <w:t xml:space="preserve">), while Gini and ratio rankings are effectively</w:t>
       </w:r>
       <w:r>
         <w:t xml:space="preserve"> </w:t>
@@ -10969,17 +11208,23 @@
           <m:rPr>
             <m:sty m:val="p"/>
           </m:rPr>
-          <m:t>&lt;</m:t>
-        </m:r>
-        <m:r>
-          <m:t>0.14</m:t>
-        </m:r>
-      </m:oMath>
-      <w:r>
-        <w:t xml:space="preserve"> </w:t>
-      </w:r>
-      <w:r>
-        <w:t xml:space="preserve">for Gini,</w:t>
+          <m:t>=</m:t>
+        </m:r>
+        <m:r>
+          <m:rPr>
+            <m:sty m:val="p"/>
+          </m:rPr>
+          <m:t>−</m:t>
+        </m:r>
+        <m:r>
+          <m:t>0.09</m:t>
+        </m:r>
+      </m:oMath>
+      <w:r>
+        <w:t xml:space="preserve"> </w:t>
+      </w:r>
+      <w:r>
+        <w:t xml:space="preserve">for Gini and</w:t>
       </w:r>
       <w:r>
         <w:t xml:space="preserve"> </w:t>
@@ -10992,10 +11237,16 @@
           <m:rPr>
             <m:sty m:val="p"/>
           </m:rPr>
-          <m:t>&lt;</m:t>
-        </m:r>
-        <m:r>
-          <m:t>0.00</m:t>
+          <m:t>=</m:t>
+        </m:r>
+        <m:r>
+          <m:rPr>
+            <m:sty m:val="p"/>
+          </m:rPr>
+          <m:t>−</m:t>
+        </m:r>
+        <m:r>
+          <m:t>0.08</m:t>
         </m:r>
       </m:oMath>
       <w:r>
@@ -11022,7 +11273,19 @@
         </m:r>
       </m:oMath>
       <w:r>
-        <w:t xml:space="preserve">).</w:t>
+        <w:t xml:space="preserve">). The practical</w:t>
+      </w:r>
+      <w:r>
+        <w:t xml:space="preserve"> </w:t>
+      </w:r>
+      <w:r>
+        <w:t xml:space="preserve">consequence is that the smaller the panel, the more the choice of definition</w:t>
+      </w:r>
+      <w:r>
+        <w:t xml:space="preserve"> </w:t>
+      </w:r>
+      <w:r>
+        <w:t xml:space="preserve">determines the answer.</w:t>
       </w:r>
       <w:r>
         <w:t xml:space="preserve"> </w:t>
@@ -11225,7 +11488,7 @@
       <w:r>
         <w:drawing>
           <wp:inline>
-            <wp:extent cx="5334000" cy="1894030"/>
+            <wp:extent cx="5334000" cy="1898238"/>
             <wp:effectExtent b="0" l="0" r="0" t="0"/>
             <wp:docPr descr="" title="" id="41" name="Picture"/>
             <a:graphic>
@@ -11246,7 +11509,7 @@
                   <pic:spPr bwMode="auto">
                     <a:xfrm>
                       <a:off x="0" y="0"/>
-                      <a:ext cx="5334000" cy="1894030"/>
+                      <a:ext cx="5334000" cy="1898238"/>
                     </a:xfrm>
                     <a:prstGeom prst="rect">
                       <a:avLst/>
@@ -11352,7 +11615,7 @@
         <w:pStyle w:val="Heading1"/>
       </w:pPr>
       <w:r>
-        <w:t xml:space="preserve">Required Properties for a Well-Formed Selectivity Measure</w:t>
+        <w:t xml:space="preserve">Motivated Properties for a Well-Formed Selectivity Measure</w:t>
       </w:r>
     </w:p>
     <w:p>
@@ -11875,19 +12138,51 @@
         <w:t xml:space="preserve"> </w:t>
       </w:r>
       <w:r>
-        <w:t xml:space="preserve">Compounds with no detected binding above the assay detection floor receive</w:t>
-      </w:r>
-      <w:r>
-        <w:t xml:space="preserve"> </w:t>
-      </w:r>
-      <w:r>
-        <w:t xml:space="preserve">arbitrary selectivity scores under all four definitions studied here, producing</w:t>
-      </w:r>
-      <w:r>
-        <w:t xml:space="preserve"> </w:t>
-      </w:r>
-      <w:r>
-        <w:t xml:space="preserve">rank instability with mean</w:t>
+        <w:t xml:space="preserve">Compounds with no binding above the</w:t>
+      </w:r>
+      <w:r>
+        <w:t xml:space="preserve"> </w:t>
+      </w:r>
+      <m:oMath>
+        <m:r>
+          <m:rPr>
+            <m:sty m:val="p"/>
+          </m:rPr>
+          <m:t>p</m:t>
+        </m:r>
+        <m:sSub>
+          <m:e>
+            <m:r>
+              <m:t>K</m:t>
+            </m:r>
+          </m:e>
+          <m:sub>
+            <m:r>
+              <m:t>d</m:t>
+            </m:r>
+          </m:sub>
+        </m:sSub>
+        <m:r>
+          <m:rPr>
+            <m:sty m:val="p"/>
+          </m:rPr>
+          <m:t>&gt;</m:t>
+        </m:r>
+        <m:r>
+          <m:t>6</m:t>
+        </m:r>
+      </m:oMath>
+      <w:r>
+        <w:t xml:space="preserve"> </w:t>
+      </w:r>
+      <w:r>
+        <w:t xml:space="preserve">activity threshold receive</w:t>
+      </w:r>
+      <w:r>
+        <w:t xml:space="preserve"> </w:t>
+      </w:r>
+      <w:r>
+        <w:t xml:space="preserve">arbitrary selectivity scores, producing rank instability with mean</w:t>
       </w:r>
       <w:r>
         <w:t xml:space="preserve"> </w:t>
@@ -11900,17 +12195,17 @@
           <m:rPr>
             <m:sty m:val="p"/>
           </m:rPr>
-          <m:t>≈</m:t>
-        </m:r>
-        <m:r>
-          <m:t>73</m:t>
-        </m:r>
-      </m:oMath>
-      <w:r>
-        <w:t xml:space="preserve"> </w:t>
-      </w:r>
-      <w:r>
-        <w:t xml:space="preserve">compared with</w:t>
+          <m:t>=</m:t>
+        </m:r>
+        <m:r>
+          <m:t>72.9</m:t>
+        </m:r>
+      </m:oMath>
+      <w:r>
+        <w:t xml:space="preserve"> </w:t>
+      </w:r>
+      <w:r>
+        <w:t xml:space="preserve">pooled across the four definitions’ parameter sweeps, compared with</w:t>
       </w:r>
       <w:r>
         <w:t xml:space="preserve"> </w:t>
@@ -11923,17 +12218,54 @@
           <m:rPr>
             <m:sty m:val="p"/>
           </m:rPr>
-          <m:t>≈</m:t>
-        </m:r>
-        <m:r>
-          <m:t>31</m:t>
-        </m:r>
-      </m:oMath>
-      <w:r>
-        <w:t xml:space="preserve"> </w:t>
-      </w:r>
-      <w:r>
-        <w:t xml:space="preserve">for active compounds (Type 1 instability, above; Figure </w:t>
+          <m:t>=</m:t>
+        </m:r>
+        <m:r>
+          <m:t>31.3</m:t>
+        </m:r>
+      </m:oMath>
+      <w:r>
+        <w:t xml:space="preserve"> </w:t>
+      </w:r>
+      <w:r>
+        <w:t xml:space="preserve">for active compounds (</w:t>
+      </w:r>
+      <m:oMath>
+        <m:r>
+          <m:t>p</m:t>
+        </m:r>
+        <m:r>
+          <m:rPr>
+            <m:sty m:val="p"/>
+          </m:rPr>
+          <m:t>&lt;</m:t>
+        </m:r>
+        <m:r>
+          <m:t>0.001</m:t>
+        </m:r>
+      </m:oMath>
+      <w:r>
+        <w:t xml:space="preserve">, Mann–Whitney</w:t>
+      </w:r>
+      <w:r>
+        <w:t xml:space="preserve"> </w:t>
+      </w:r>
+      <m:oMath>
+        <m:r>
+          <m:t>U</m:t>
+        </m:r>
+      </m:oMath>
+      <w:r>
+        <w:t xml:space="preserve"> </w:t>
+      </w:r>
+      <w:r>
+        <w:t xml:space="preserve">test; Type 1 instability,</w:t>
+      </w:r>
+      <w:r>
+        <w:t xml:space="preserve"> </w:t>
+      </w:r>
+      <w:r>
+        <w:t xml:space="preserve">above; Figure </w:t>
       </w:r>
       <w:hyperlink w:anchor="fig:failure_modes">
         <w:r>
@@ -11950,6 +12282,147 @@
         <w:t xml:space="preserve"> </w:t>
       </w:r>
       <w:r>
+        <w:t xml:space="preserve">The pooled figure is not uniform across the four definitions, and we report the</w:t>
+      </w:r>
+      <w:r>
+        <w:t xml:space="preserve"> </w:t>
+      </w:r>
+      <w:r>
+        <w:t xml:space="preserve">decomposition rather than claim that it holds for each. It is driven by Gini</w:t>
+      </w:r>
+      <w:r>
+        <w:t xml:space="preserve"> </w:t>
+      </w:r>
+      <w:r>
+        <w:t xml:space="preserve">(</w:t>
+      </w:r>
+      <m:oMath>
+        <m:r>
+          <m:t>σ</m:t>
+        </m:r>
+        <m:r>
+          <m:rPr>
+            <m:sty m:val="p"/>
+          </m:rPr>
+          <m:t>=</m:t>
+        </m:r>
+        <m:r>
+          <m:t>86.1</m:t>
+        </m:r>
+      </m:oMath>
+      <w:r>
+        <w:t xml:space="preserve"> </w:t>
+      </w:r>
+      <w:r>
+        <w:t xml:space="preserve">versus</w:t>
+      </w:r>
+      <w:r>
+        <w:t xml:space="preserve"> </w:t>
+      </w:r>
+      <m:oMath>
+        <m:r>
+          <m:t>15.9</m:t>
+        </m:r>
+      </m:oMath>
+      <w:r>
+        <w:t xml:space="preserve">) and by entropy (</w:t>
+      </w:r>
+      <m:oMath>
+        <m:r>
+          <m:t>17.1</m:t>
+        </m:r>
+      </m:oMath>
+      <w:r>
+        <w:t xml:space="preserve"> </w:t>
+      </w:r>
+      <w:r>
+        <w:t xml:space="preserve">versus</w:t>
+      </w:r>
+      <w:r>
+        <w:t xml:space="preserve"> </w:t>
+      </w:r>
+      <m:oMath>
+        <m:r>
+          <m:t>12.5</m:t>
+        </m:r>
+      </m:oMath>
+      <w:r>
+        <w:t xml:space="preserve">), is marginal</w:t>
+      </w:r>
+      <w:r>
+        <w:t xml:space="preserve"> </w:t>
+      </w:r>
+      <w:r>
+        <w:t xml:space="preserve">for the ratio (</w:t>
+      </w:r>
+      <m:oMath>
+        <m:r>
+          <m:t>24.0</m:t>
+        </m:r>
+      </m:oMath>
+      <w:r>
+        <w:t xml:space="preserve"> </w:t>
+      </w:r>
+      <w:r>
+        <w:t xml:space="preserve">versus</w:t>
+      </w:r>
+      <w:r>
+        <w:t xml:space="preserve"> </w:t>
+      </w:r>
+      <m:oMath>
+        <m:r>
+          <m:t>20.7</m:t>
+        </m:r>
+      </m:oMath>
+      <w:r>
+        <w:t xml:space="preserve">), and reverses for the S-score (</w:t>
+      </w:r>
+      <m:oMath>
+        <m:r>
+          <m:t>18.5</m:t>
+        </m:r>
+      </m:oMath>
+      <w:r>
+        <w:t xml:space="preserve"> </w:t>
+      </w:r>
+      <w:r>
+        <w:t xml:space="preserve">versus</w:t>
+      </w:r>
+      <w:r>
+        <w:t xml:space="preserve"> </w:t>
+      </w:r>
+      <m:oMath>
+        <m:r>
+          <m:t>24.3</m:t>
+        </m:r>
+      </m:oMath>
+      <w:r>
+        <w:t xml:space="preserve">), whose score is exactly</w:t>
+      </w:r>
+      <w:r>
+        <w:t xml:space="preserve"> </w:t>
+      </w:r>
+      <m:oMath>
+        <m:r>
+          <m:t>0</m:t>
+        </m:r>
+      </m:oMath>
+      <w:r>
+        <w:t xml:space="preserve"> </w:t>
+      </w:r>
+      <w:r>
+        <w:t xml:space="preserve">for every one of these compounds and whose</w:t>
+      </w:r>
+      <w:r>
+        <w:t xml:space="preserve"> </w:t>
+      </w:r>
+      <w:r>
+        <w:t xml:space="preserve">ranks are therefore stable by degeneracy rather than by reliability.</w:t>
+      </w:r>
+      <w:r>
+        <w:t xml:space="preserve"> </w:t>
+      </w:r>
+      <w:r>
         <w:t xml:space="preserve">A compound that does not bind cannot be</w:t>
       </w:r>
       <w:r>
@@ -11962,13 +12435,13 @@
         <w:t xml:space="preserve"> </w:t>
       </w:r>
       <w:r>
-        <w:t xml:space="preserve">No existing definition incorporates an explicit reliability condition.</w:t>
-      </w:r>
-      <w:r>
-        <w:t xml:space="preserve"> </w:t>
-      </w:r>
-      <w:r>
-        <w:t xml:space="preserve">In fact, both</w:t>
+        <w:t xml:space="preserve">None of the four definitions assessed here incorporate an explicit reliability</w:t>
+      </w:r>
+      <w:r>
+        <w:t xml:space="preserve"> </w:t>
+      </w:r>
+      <w:r>
+        <w:t xml:space="preserve">condition. In fact, both</w:t>
       </w:r>
       <w:r>
         <w:t xml:space="preserve"> </w:t>
@@ -11980,7 +12453,7 @@
         <w:t xml:space="preserve"> </w:t>
       </w:r>
       <w:r>
-        <w:t xml:space="preserve">sub-micromolar binding, treating detection floor values as informative.</w:t>
+        <w:t xml:space="preserve">sub-micromolar binding, treating sub-threshold values as informative.</w:t>
       </w:r>
     </w:p>
     <w:p>
@@ -12469,7 +12942,7 @@
         <w:t xml:space="preserve"> </w:t>
       </w:r>
       <w:r>
-        <w:t xml:space="preserve">large ratio score when</w:t>
+        <w:t xml:space="preserve">near-zero ratio score when</w:t>
       </w:r>
       <w:r>
         <w:t xml:space="preserve"> </w:t>
@@ -12492,13 +12965,13 @@
         <w:t xml:space="preserve"> </w:t>
       </w:r>
       <w:r>
-        <w:t xml:space="preserve">(the gap to the next off-target may be large) but</w:t>
-      </w:r>
-      <w:r>
-        <w:t xml:space="preserve"> </w:t>
-      </w:r>
-      <w:r>
-        <w:t xml:space="preserve">a near-zero score when</w:t>
+        <w:t xml:space="preserve">(the reference off-target is the tied second</w:t>
+      </w:r>
+      <w:r>
+        <w:t xml:space="preserve"> </w:t>
+      </w:r>
+      <w:r>
+        <w:t xml:space="preserve">target, so the gap is negligible) but a large score when</w:t>
       </w:r>
       <w:r>
         <w:t xml:space="preserve"> </w:t>
@@ -12521,7 +12994,140 @@
         <w:t xml:space="preserve"> </w:t>
       </w:r>
       <w:r>
-        <w:t xml:space="preserve">(the gap between the tied targets is negligible).</w:t>
+        <w:t xml:space="preserve">(the reference</w:t>
+      </w:r>
+      <w:r>
+        <w:t xml:space="preserve"> </w:t>
+      </w:r>
+      <w:r>
+        <w:t xml:space="preserve">skips past the tie). On the 17 Klaeger compounds with a top</w:t>
+      </w:r>
+      <m:oMath>
+        <m:sSub>
+          <m:e>
+            <m:r>
+              <m:t>​</m:t>
+            </m:r>
+          </m:e>
+          <m:sub>
+            <m:r>
+              <m:t>1</m:t>
+            </m:r>
+          </m:sub>
+        </m:sSub>
+      </m:oMath>
+      <w:r>
+        <w:t xml:space="preserve">–top</w:t>
+      </w:r>
+      <m:oMath>
+        <m:sSub>
+          <m:e>
+            <m:r>
+              <m:t>​</m:t>
+            </m:r>
+          </m:e>
+          <m:sub>
+            <m:r>
+              <m:t>2</m:t>
+            </m:r>
+          </m:sub>
+        </m:sSub>
+      </m:oMath>
+      <w:r>
+        <w:t xml:space="preserve"> </w:t>
+      </w:r>
+      <w:r>
+        <w:t xml:space="preserve">gap</w:t>
+      </w:r>
+      <w:r>
+        <w:t xml:space="preserve"> </w:t>
+      </w:r>
+      <w:r>
+        <w:t xml:space="preserve">below</w:t>
+      </w:r>
+      <w:r>
+        <w:t xml:space="preserve"> </w:t>
+      </w:r>
+      <m:oMath>
+        <m:r>
+          <m:t>0.05</m:t>
+        </m:r>
+      </m:oMath>
+      <w:r>
+        <w:t xml:space="preserve">, mean</w:t>
+      </w:r>
+      <w:r>
+        <w:t xml:space="preserve"> </w:t>
+      </w:r>
+      <m:oMath>
+        <m:r>
+          <m:t>R</m:t>
+        </m:r>
+        <m:r>
+          <m:rPr>
+            <m:sty m:val="p"/>
+          </m:rPr>
+          <m:t>(</m:t>
+        </m:r>
+        <m:r>
+          <m:t>1</m:t>
+        </m:r>
+        <m:r>
+          <m:rPr>
+            <m:sty m:val="p"/>
+          </m:rPr>
+          <m:t>)</m:t>
+        </m:r>
+        <m:r>
+          <m:rPr>
+            <m:sty m:val="p"/>
+          </m:rPr>
+          <m:t>=</m:t>
+        </m:r>
+        <m:r>
+          <m:t>0.02</m:t>
+        </m:r>
+      </m:oMath>
+      <w:r>
+        <w:t xml:space="preserve"> </w:t>
+      </w:r>
+      <w:r>
+        <w:t xml:space="preserve">against mean</w:t>
+      </w:r>
+      <w:r>
+        <w:t xml:space="preserve"> </w:t>
+      </w:r>
+      <m:oMath>
+        <m:r>
+          <m:t>R</m:t>
+        </m:r>
+        <m:r>
+          <m:rPr>
+            <m:sty m:val="p"/>
+          </m:rPr>
+          <m:t>(</m:t>
+        </m:r>
+        <m:r>
+          <m:t>2</m:t>
+        </m:r>
+        <m:r>
+          <m:rPr>
+            <m:sty m:val="p"/>
+          </m:rPr>
+          <m:t>)</m:t>
+        </m:r>
+        <m:r>
+          <m:rPr>
+            <m:sty m:val="p"/>
+          </m:rPr>
+          <m:t>=</m:t>
+        </m:r>
+        <m:r>
+          <m:t>0.42</m:t>
+        </m:r>
+      </m:oMath>
+      <w:r>
+        <w:t xml:space="preserve">.</w:t>
       </w:r>
       <w:r>
         <w:t xml:space="preserve"> </w:t>
@@ -13250,7 +13856,13 @@
         <w:t xml:space="preserve"> </w:t>
       </w:r>
       <w:r>
-        <w:t xml:space="preserve">The entropy and Gini definitions are parameterized by a baseline</w:t>
+        <w:t xml:space="preserve">As we implement them, the entropy and Gini definitions are parameterized by a</w:t>
+      </w:r>
+      <w:r>
+        <w:t xml:space="preserve"> </w:t>
+      </w:r>
+      <w:r>
+        <w:t xml:space="preserve">baseline</w:t>
       </w:r>
       <w:r>
         <w:t xml:space="preserve"> </w:t>
@@ -13264,13 +13876,85 @@
         <w:t xml:space="preserve"> </w:t>
       </w:r>
       <w:r>
-        <w:t xml:space="preserve">that</w:t>
-      </w:r>
-      <w:r>
-        <w:t xml:space="preserve"> </w:t>
-      </w:r>
-      <w:r>
-        <w:t xml:space="preserve">determines which affinities contribute to the binding distribution.</w:t>
+        <w:t xml:space="preserve">that determines which affinities contribute to the binding</w:t>
+      </w:r>
+      <w:r>
+        <w:t xml:space="preserve"> </w:t>
+      </w:r>
+      <w:r>
+        <w:t xml:space="preserve">distribution. Our</w:t>
+      </w:r>
+      <w:r>
+        <w:t xml:space="preserve"> </w:t>
+      </w:r>
+      <m:oMath>
+        <m:r>
+          <m:t>β</m:t>
+        </m:r>
+      </m:oMath>
+      <w:r>
+        <w:t xml:space="preserve"> </w:t>
+      </w:r>
+      <w:r>
+        <w:t xml:space="preserve">is derived from the published forms’ own (implicit) choice of</w:t>
+      </w:r>
+      <w:r>
+        <w:t xml:space="preserve"> </w:t>
+      </w:r>
+      <w:r>
+        <w:t xml:space="preserve">reference points,</w:t>
+      </w:r>
+      <w:r>
+        <w:t xml:space="preserve"> </w:t>
+      </w:r>
+      <m:oMath>
+        <m:sSub>
+          <m:e>
+            <m:r>
+              <m:t>K</m:t>
+            </m:r>
+          </m:e>
+          <m:sub>
+            <m:r>
+              <m:t>a</m:t>
+            </m:r>
+          </m:sub>
+        </m:sSub>
+        <m:r>
+          <m:rPr>
+            <m:sty m:val="p"/>
+          </m:rPr>
+          <m:t>→</m:t>
+        </m:r>
+        <m:r>
+          <m:t>0</m:t>
+        </m:r>
+      </m:oMath>
+      <w:r>
+        <w:t xml:space="preserve"> </w:t>
+      </w:r>
+      <w:r>
+        <w:t xml:space="preserve">for the entropy and</w:t>
+      </w:r>
+      <w:r>
+        <w:t xml:space="preserve"> </w:t>
+      </w:r>
+      <m:oMath>
+        <m:r>
+          <m:t>0</m:t>
+        </m:r>
+        <m:r>
+          <m:rPr>
+            <m:sty m:val="p"/>
+          </m:rPr>
+          <m:t>%</m:t>
+        </m:r>
+      </m:oMath>
+      <w:r>
+        <w:t xml:space="preserve"> </w:t>
+      </w:r>
+      <w:r>
+        <w:t xml:space="preserve">inhibition for the Gini.</w:t>
       </w:r>
       <w:r>
         <w:t xml:space="preserve"> </w:t>
@@ -14289,13 +14973,37 @@
         <w:t xml:space="preserve"> </w:t>
       </w:r>
       <w:r>
-        <w:t xml:space="preserve">No existing definition satisfies all four simultaneously, but the candidate measure</w:t>
-      </w:r>
-      <w:r>
-        <w:t xml:space="preserve"> </w:t>
-      </w:r>
-      <w:r>
-        <w:t xml:space="preserve">introduced next does.</w:t>
+        <w:t xml:space="preserve">The D1, D2 and D4 verdicts follow from the functional forms set out above. The</w:t>
+      </w:r>
+      <w:r>
+        <w:t xml:space="preserve"> </w:t>
+      </w:r>
+      <w:r>
+        <w:t xml:space="preserve">D3 verdicts for the entropy and the Gini are empirical, and apply to the</w:t>
+      </w:r>
+      <w:r>
+        <w:t xml:space="preserve"> </w:t>
+      </w:r>
+      <w:r>
+        <w:t xml:space="preserve">parameterized forms implemented here rather than to the published definitions,</w:t>
+      </w:r>
+      <w:r>
+        <w:t xml:space="preserve"> </w:t>
+      </w:r>
+      <w:r>
+        <w:t xml:space="preserve">which leave the reference point implicit.</w:t>
+      </w:r>
+      <w:r>
+        <w:t xml:space="preserve"> </w:t>
+      </w:r>
+      <w:r>
+        <w:t xml:space="preserve">None of the four definitions assessed satisfies all four properties, but the</w:t>
+      </w:r>
+      <w:r>
+        <w:t xml:space="preserve"> </w:t>
+      </w:r>
+      <w:r>
+        <w:t xml:space="preserve">candidate measure introduced next does.</w:t>
       </w:r>
     </w:p>
     <w:bookmarkStart w:id="46" w:name="tab:desiderata"/>
@@ -14304,7 +15012,7 @@
         <w:pStyle w:val="TableCaption"/>
       </w:pPr>
       <w:r>
-        <w:t xml:space="preserve">Table 2. Satisfaction of the four required properties by existing selectivity</w:t>
+        <w:t xml:space="preserve">Table 2. Satisfaction of the four motivated properties by existing selectivity</w:t>
       </w:r>
       <w:r>
         <w:t xml:space="preserve"> </w:t>
@@ -14366,7 +15074,7 @@
         <w:tblStyle w:val="Table"/>
         <w:tblW w:type="auto" w:w="0"/>
         <w:tblLook w:firstRow="1" w:lastRow="0" w:firstColumn="0" w:lastColumn="0" w:noHBand="0" w:noVBand="0" w:val="0020"/>
-        <w:tblCaption w:val="Table 2. Satisfaction of the four required properties by existing selectivity definitions and by the candidate measure introduced below. \checkmark: satisfied (by construction, or verified empirically for the candidate). \sim: partially satisfied or satisfied under additional assumptions. \times: violated in general."/>
+        <w:tblCaption w:val="Table 2. Satisfaction of the four motivated properties by existing selectivity definitions and by the candidate measure introduced below. \checkmark: satisfied (by construction, or verified empirically for the candidate). \sim: partially satisfied or satisfied under additional assumptions. \times: violated in general."/>
       </w:tblPr>
       <w:tblGrid>
         <w:gridCol w:w="1320"/>
@@ -15031,9 +15739,11 @@
       <w:r>
         <w:t xml:space="preserve">shifts.</w:t>
       </w:r>
-      <w:r>
-        <w:t xml:space="preserve"> </w:t>
-      </w:r>
+    </w:p>
+    <w:p>
+      <w:pPr>
+        <w:pStyle w:val="BodyText"/>
+      </w:pPr>
       <w:r>
         <w:t xml:space="preserve">The cutoff plays two roles: it excludes non-binders, which keeps the measure</w:t>
       </w:r>
@@ -15157,6 +15867,90 @@
       </w:r>
       <w:r>
         <w:t xml:space="preserve">floor with a smooth softplus emphasis.</w:t>
+      </w:r>
+    </w:p>
+    <w:p>
+      <w:pPr>
+        <w:pStyle w:val="BodyText"/>
+      </w:pPr>
+      <w:r>
+        <w:t xml:space="preserve">All three changes are deliberately local, and it follows that on the compounds</w:t>
+      </w:r>
+      <w:r>
+        <w:t xml:space="preserve"> </w:t>
+      </w:r>
+      <w:r>
+        <w:t xml:space="preserve">both measures score they should rank them almost identically. They do: the</w:t>
+      </w:r>
+      <w:r>
+        <w:t xml:space="preserve"> </w:t>
+      </w:r>
+      <w:r>
+        <w:t xml:space="preserve">full-panel Spearman correlation between the candidate and the entropy is</w:t>
+      </w:r>
+      <w:r>
+        <w:t xml:space="preserve"> </w:t>
+      </w:r>
+      <m:oMath>
+        <m:r>
+          <m:rPr>
+            <m:sty m:val="p"/>
+          </m:rPr>
+          <m:t>+</m:t>
+        </m:r>
+        <m:r>
+          <m:t>0.999</m:t>
+        </m:r>
+      </m:oMath>
+      <w:r>
+        <w:t xml:space="preserve"> </w:t>
+      </w:r>
+      <w:r>
+        <w:t xml:space="preserve">on Klaeger and</w:t>
+      </w:r>
+      <w:r>
+        <w:t xml:space="preserve"> </w:t>
+      </w:r>
+      <m:oMath>
+        <m:r>
+          <m:rPr>
+            <m:sty m:val="p"/>
+          </m:rPr>
+          <m:t>+</m:t>
+        </m:r>
+        <m:r>
+          <m:t>0.997</m:t>
+        </m:r>
+      </m:oMath>
+      <w:r>
+        <w:t xml:space="preserve"> </w:t>
+      </w:r>
+      <w:r>
+        <w:t xml:space="preserve">on Metz. This is expected, since the four properties do not act by</w:t>
+      </w:r>
+      <w:r>
+        <w:t xml:space="preserve"> </w:t>
+      </w:r>
+      <w:r>
+        <w:t xml:space="preserve">reordering the compounds in the body of the distribution. They act on which</w:t>
+      </w:r>
+      <w:r>
+        <w:t xml:space="preserve"> </w:t>
+      </w:r>
+      <w:r>
+        <w:t xml:space="preserve">compounds receive a score at all, which is D1 and changes the status of 16 of 222</w:t>
+      </w:r>
+      <w:r>
+        <w:t xml:space="preserve"> </w:t>
+      </w:r>
+      <w:r>
+        <w:t xml:space="preserve">Klaeger compounds, and on whether the score survives a shift in the analyst’s</w:t>
+      </w:r>
+      <w:r>
+        <w:t xml:space="preserve"> </w:t>
+      </w:r>
+      <w:r>
+        <w:t xml:space="preserve">baseline, which is D3.</w:t>
       </w:r>
       <w:r>
         <w:t xml:space="preserve"> </w:t>
@@ -16373,7 +17167,7 @@
       <w:r>
         <w:drawing>
           <wp:inline>
-            <wp:extent cx="5334000" cy="2181347"/>
+            <wp:extent cx="5334000" cy="2189230"/>
             <wp:effectExtent b="0" l="0" r="0" t="0"/>
             <wp:docPr descr="" title="" id="48" name="Picture"/>
             <a:graphic>
@@ -16394,7 +17188,7 @@
                   <pic:spPr bwMode="auto">
                     <a:xfrm>
                       <a:off x="0" y="0"/>
-                      <a:ext cx="5334000" cy="2181347"/>
+                      <a:ext cx="5334000" cy="2189230"/>
                     </a:xfrm>
                     <a:prstGeom prst="rect">
                       <a:avLst/>
@@ -16440,25 +17234,19 @@
         <w:t xml:space="preserve"> </w:t>
       </w:r>
       <w:r>
-        <w:t xml:space="preserve">definitions’ parameter sweeps) for compounds with no detected</w:t>
-      </w:r>
-      <w:r>
-        <w:t xml:space="preserve"> </w:t>
-      </w:r>
-      <w:r>
-        <w:t xml:space="preserve">binding above the assay floor versus compounds with at least one</w:t>
-      </w:r>
-      <w:r>
-        <w:t xml:space="preserve"> </w:t>
-      </w:r>
-      <w:r>
-        <w:t xml:space="preserve">active kinase; the candidate assigns the first group no score at</w:t>
-      </w:r>
-      <w:r>
-        <w:t xml:space="preserve"> </w:t>
-      </w:r>
-      <w:r>
-        <w:t xml:space="preserve">all rather than an unstable one.</w:t>
+        <w:t xml:space="preserve">definitions’ parameter sweeps) for compounds with no binding</w:t>
+      </w:r>
+      <w:r>
+        <w:t xml:space="preserve"> </w:t>
+      </w:r>
+      <w:r>
+        <w:t xml:space="preserve">above the activity threshold versus compounds with at least one</w:t>
+      </w:r>
+      <w:r>
+        <w:t xml:space="preserve"> </w:t>
+      </w:r>
+      <w:r>
+        <w:t xml:space="preserve">active kinase.</w:t>
       </w:r>
       <w:r>
         <w:t xml:space="preserve"> </w:t>
@@ -16486,69 +17274,10 @@
         <w:t xml:space="preserve"> </w:t>
       </w:r>
       <w:r>
-        <w:t xml:space="preserve">entropy and for the candidate. The entropy’s instability grows as</w:t>
-      </w:r>
-      <w:r>
-        <w:t xml:space="preserve"> </w:t>
-      </w:r>
-      <m:oMath>
-        <m:sSub>
-          <m:e>
-            <m:r>
-              <m:t>n</m:t>
-            </m:r>
-          </m:e>
-          <m:sub>
-            <m:r>
-              <m:rPr>
-                <m:sty m:val="p"/>
-              </m:rPr>
-              <m:t>a</m:t>
-            </m:r>
-            <m:r>
-              <m:rPr>
-                <m:sty m:val="p"/>
-              </m:rPr>
-              <m:t>c</m:t>
-            </m:r>
-            <m:r>
-              <m:rPr>
-                <m:sty m:val="p"/>
-              </m:rPr>
-              <m:t>t</m:t>
-            </m:r>
-            <m:r>
-              <m:rPr>
-                <m:sty m:val="p"/>
-              </m:rPr>
-              <m:t>i</m:t>
-            </m:r>
-            <m:r>
-              <m:rPr>
-                <m:sty m:val="p"/>
-              </m:rPr>
-              <m:t>v</m:t>
-            </m:r>
-            <m:r>
-              <m:rPr>
-                <m:sty m:val="p"/>
-              </m:rPr>
-              <m:t>e</m:t>
-            </m:r>
-          </m:sub>
-        </m:sSub>
-      </m:oMath>
-      <w:r>
-        <w:t xml:space="preserve"> </w:t>
-      </w:r>
-      <w:r>
-        <w:t xml:space="preserve">shrinks; the candidate’s stays near zero</w:t>
-      </w:r>
-      <w:r>
-        <w:t xml:space="preserve"> </w:t>
-      </w:r>
-      <w:r>
-        <w:t xml:space="preserve">because it has no free activity baseline.</w:t>
+        <w:t xml:space="preserve">entropy and for the candidate.</w:t>
+      </w:r>
+      <w:r>
+        <w:t xml:space="preserve"> </w:t>
       </w:r>
     </w:p>
     <w:bookmarkEnd w:id="50"/>
@@ -16569,7 +17298,7 @@
         <w:t xml:space="preserve"> </w:t>
       </w:r>
       <w:r>
-        <w:t xml:space="preserve">50 random subpanels per size), the smallest panel reaching mean Spearman</w:t>
+        <w:t xml:space="preserve">50 random subpanels per size), the smallest panel reaching mean Spearman correlation</w:t>
       </w:r>
       <w:r>
         <w:t xml:space="preserve"> </w:t>
@@ -16729,7 +17458,7 @@
         <w:t xml:space="preserve"> </w:t>
       </w:r>
       <w:r>
-        <w:t xml:space="preserve">well ahead of the Gini (</w:t>
+        <w:t xml:space="preserve">well ahead of both Gini (</w:t>
       </w:r>
       <m:oMath>
         <m:r>
@@ -16737,7 +17466,7 @@
         </m:r>
       </m:oMath>
       <w:r>
-        <w:t xml:space="preserve">) and the ratio (</w:t>
+        <w:t xml:space="preserve">) and ratio (</w:t>
       </w:r>
       <m:oMath>
         <m:r>
@@ -16798,6 +17527,371 @@
       </m:oMath>
       <w:r>
         <w:t xml:space="preserve">).</w:t>
+      </w:r>
+    </w:p>
+    <w:p>
+      <w:pPr>
+        <w:pStyle w:val="BodyText"/>
+      </w:pPr>
+      <w:r>
+        <w:t xml:space="preserve">Those</w:t>
+      </w:r>
+      <w:r>
+        <w:t xml:space="preserve"> </w:t>
+      </w:r>
+      <m:oMath>
+        <m:sSup>
+          <m:e>
+            <m:r>
+              <m:t>p</m:t>
+            </m:r>
+          </m:e>
+          <m:sup>
+            <m:r>
+              <m:rPr>
+                <m:sty m:val="p"/>
+              </m:rPr>
+              <m:t>*</m:t>
+            </m:r>
+          </m:sup>
+        </m:sSup>
+      </m:oMath>
+      <w:r>
+        <w:t xml:space="preserve"> </w:t>
+      </w:r>
+      <w:r>
+        <w:t xml:space="preserve">values score every compound, including ones the D1 gate would refuse</w:t>
+      </w:r>
+      <w:r>
+        <w:t xml:space="preserve"> </w:t>
+      </w:r>
+      <w:r>
+        <w:t xml:space="preserve">to score, and that matters on a subpanel: a compound whose active kinases fall</w:t>
+      </w:r>
+      <w:r>
+        <w:t xml:space="preserve"> </w:t>
+      </w:r>
+      <w:r>
+        <w:t xml:space="preserve">outside the drawn subset drops below</w:t>
+      </w:r>
+      <w:r>
+        <w:t xml:space="preserve"> </w:t>
+      </w:r>
+      <m:oMath>
+        <m:sSup>
+          <m:e>
+            <m:r>
+              <m:t>τ</m:t>
+            </m:r>
+          </m:e>
+          <m:sup>
+            <m:r>
+              <m:rPr>
+                <m:sty m:val="p"/>
+              </m:rPr>
+              <m:t>*</m:t>
+            </m:r>
+          </m:sup>
+        </m:sSup>
+      </m:oMath>
+      <w:r>
+        <w:t xml:space="preserve"> </w:t>
+      </w:r>
+      <w:r>
+        <w:t xml:space="preserve">and becomes undefined. On Klaeger</w:t>
+      </w:r>
+      <w:r>
+        <w:t xml:space="preserve"> </w:t>
+      </w:r>
+      <w:r>
+        <w:t xml:space="preserve">this affects</w:t>
+      </w:r>
+      <w:r>
+        <w:t xml:space="preserve"> </w:t>
+      </w:r>
+      <m:oMath>
+        <m:r>
+          <m:t>42</m:t>
+        </m:r>
+        <m:r>
+          <m:rPr>
+            <m:sty m:val="p"/>
+          </m:rPr>
+          <m:t>%</m:t>
+        </m:r>
+      </m:oMath>
+      <w:r>
+        <w:t xml:space="preserve"> </w:t>
+      </w:r>
+      <w:r>
+        <w:t xml:space="preserve">of compounds at a 50-kinase panel,</w:t>
+      </w:r>
+      <w:r>
+        <w:t xml:space="preserve"> </w:t>
+      </w:r>
+      <m:oMath>
+        <m:r>
+          <m:t>27</m:t>
+        </m:r>
+        <m:r>
+          <m:rPr>
+            <m:sty m:val="p"/>
+          </m:rPr>
+          <m:t>%</m:t>
+        </m:r>
+      </m:oMath>
+      <w:r>
+        <w:t xml:space="preserve"> </w:t>
+      </w:r>
+      <w:r>
+        <w:t xml:space="preserve">at 110 and</w:t>
+      </w:r>
+      <w:r>
+        <w:t xml:space="preserve"> </w:t>
+      </w:r>
+      <m:oMath>
+        <m:r>
+          <m:t>7</m:t>
+        </m:r>
+        <m:r>
+          <m:rPr>
+            <m:sty m:val="p"/>
+          </m:rPr>
+          <m:t>%</m:t>
+        </m:r>
+      </m:oMath>
+      <w:r>
+        <w:t xml:space="preserve"> </w:t>
+      </w:r>
+      <w:r>
+        <w:t xml:space="preserve">at</w:t>
+      </w:r>
+      <w:r>
+        <w:t xml:space="preserve"> </w:t>
+      </w:r>
+      <w:r>
+        <w:t xml:space="preserve">the full panel; on Metz, which is densely covered, at most</w:t>
+      </w:r>
+      <w:r>
+        <w:t xml:space="preserve"> </w:t>
+      </w:r>
+      <m:oMath>
+        <m:r>
+          <m:t>2</m:t>
+        </m:r>
+        <m:r>
+          <m:rPr>
+            <m:sty m:val="p"/>
+          </m:rPr>
+          <m:t>%</m:t>
+        </m:r>
+      </m:oMath>
+      <w:r>
+        <w:t xml:space="preserve">. Recomputing the</w:t>
+      </w:r>
+      <w:r>
+        <w:t xml:space="preserve"> </w:t>
+      </w:r>
+      <w:r>
+        <w:t xml:space="preserve">convergence over only the compounds that are D1-defined on both the full panel and</w:t>
+      </w:r>
+      <w:r>
+        <w:t xml:space="preserve"> </w:t>
+      </w:r>
+      <w:r>
+        <w:t xml:space="preserve">the subpanel, the candidate reaches</w:t>
+      </w:r>
+      <w:r>
+        <w:t xml:space="preserve"> </w:t>
+      </w:r>
+      <m:oMath>
+        <m:r>
+          <m:t>ρ</m:t>
+        </m:r>
+        <m:r>
+          <m:rPr>
+            <m:sty m:val="p"/>
+          </m:rPr>
+          <m:t>&gt;</m:t>
+        </m:r>
+        <m:r>
+          <m:t>0.90</m:t>
+        </m:r>
+      </m:oMath>
+      <w:r>
+        <w:t xml:space="preserve"> </w:t>
+      </w:r>
+      <w:r>
+        <w:t xml:space="preserve">at</w:t>
+      </w:r>
+      <w:r>
+        <w:t xml:space="preserve"> </w:t>
+      </w:r>
+      <m:oMath>
+        <m:sSup>
+          <m:e>
+            <m:r>
+              <m:t>p</m:t>
+            </m:r>
+          </m:e>
+          <m:sup>
+            <m:r>
+              <m:rPr>
+                <m:sty m:val="p"/>
+              </m:rPr>
+              <m:t>*</m:t>
+            </m:r>
+          </m:sup>
+        </m:sSup>
+        <m:r>
+          <m:rPr>
+            <m:sty m:val="p"/>
+          </m:rPr>
+          <m:t>=</m:t>
+        </m:r>
+        <m:r>
+          <m:t>80</m:t>
+        </m:r>
+      </m:oMath>
+      <w:r>
+        <w:t xml:space="preserve"> </w:t>
+      </w:r>
+      <w:r>
+        <w:t xml:space="preserve">on Klaeger rather</w:t>
+      </w:r>
+      <w:r>
+        <w:t xml:space="preserve"> </w:t>
+      </w:r>
+      <w:r>
+        <w:t xml:space="preserve">than</w:t>
+      </w:r>
+      <w:r>
+        <w:t xml:space="preserve"> </w:t>
+      </w:r>
+      <m:oMath>
+        <m:r>
+          <m:t>110</m:t>
+        </m:r>
+      </m:oMath>
+      <w:r>
+        <w:t xml:space="preserve">, and Metz is unchanged. Two cautions apply. The gated and ungated</w:t>
+      </w:r>
+      <w:r>
+        <w:t xml:space="preserve"> </w:t>
+      </w:r>
+      <m:oMath>
+        <m:sSup>
+          <m:e>
+            <m:r>
+              <m:t>p</m:t>
+            </m:r>
+          </m:e>
+          <m:sup>
+            <m:r>
+              <m:rPr>
+                <m:sty m:val="p"/>
+              </m:rPr>
+              <m:t>*</m:t>
+            </m:r>
+          </m:sup>
+        </m:sSup>
+      </m:oMath>
+      <w:r>
+        <w:t xml:space="preserve"> </w:t>
+      </w:r>
+      <w:r>
+        <w:t xml:space="preserve">are not computed on the same set of compounds, since gating removes the</w:t>
+      </w:r>
+      <w:r>
+        <w:t xml:space="preserve"> </w:t>
+      </w:r>
+      <w:r>
+        <w:t xml:space="preserve">least-bound ones, which are also the hardest to rank, so part of the improvement</w:t>
+      </w:r>
+      <w:r>
+        <w:t xml:space="preserve"> </w:t>
+      </w:r>
+      <w:r>
+        <w:t xml:space="preserve">is selection rather than a property of the gate. And the same recomputation moves</w:t>
+      </w:r>
+      <w:r>
+        <w:t xml:space="preserve"> </w:t>
+      </w:r>
+      <w:r>
+        <w:t xml:space="preserve">the Gini from</w:t>
+      </w:r>
+      <w:r>
+        <w:t xml:space="preserve"> </w:t>
+      </w:r>
+      <m:oMath>
+        <m:sSup>
+          <m:e>
+            <m:r>
+              <m:t>p</m:t>
+            </m:r>
+          </m:e>
+          <m:sup>
+            <m:r>
+              <m:rPr>
+                <m:sty m:val="p"/>
+              </m:rPr>
+              <m:t>*</m:t>
+            </m:r>
+          </m:sup>
+        </m:sSup>
+        <m:r>
+          <m:rPr>
+            <m:sty m:val="p"/>
+          </m:rPr>
+          <m:t>=</m:t>
+        </m:r>
+        <m:r>
+          <m:t>290</m:t>
+        </m:r>
+      </m:oMath>
+      <w:r>
+        <w:t xml:space="preserve"> </w:t>
+      </w:r>
+      <w:r>
+        <w:t xml:space="preserve">to</w:t>
+      </w:r>
+      <w:r>
+        <w:t xml:space="preserve"> </w:t>
+      </w:r>
+      <m:oMath>
+        <m:sSup>
+          <m:e>
+            <m:r>
+              <m:t>p</m:t>
+            </m:r>
+          </m:e>
+          <m:sup>
+            <m:r>
+              <m:rPr>
+                <m:sty m:val="p"/>
+              </m:rPr>
+              <m:t>*</m:t>
+            </m:r>
+          </m:sup>
+        </m:sSup>
+        <m:r>
+          <m:rPr>
+            <m:sty m:val="p"/>
+          </m:rPr>
+          <m:t>=</m:t>
+        </m:r>
+        <m:r>
+          <m:t>80</m:t>
+        </m:r>
+      </m:oMath>
+      <w:r>
+        <w:t xml:space="preserve">, which bears on the panel-size</w:t>
+      </w:r>
+      <w:r>
+        <w:t xml:space="preserve"> </w:t>
+      </w:r>
+      <w:r>
+        <w:t xml:space="preserve">recommendation in the Discussion.</w:t>
       </w:r>
       <w:r>
         <w:t xml:space="preserve"> </w:t>
@@ -18590,7 +19684,7 @@
       <w:r>
         <w:drawing>
           <wp:inline>
-            <wp:extent cx="5334000" cy="1894030"/>
+            <wp:extent cx="5334000" cy="1899149"/>
             <wp:effectExtent b="0" l="0" r="0" t="0"/>
             <wp:docPr descr="" title="" id="52" name="Picture"/>
             <a:graphic>
@@ -18611,7 +19705,7 @@
                   <pic:spPr bwMode="auto">
                     <a:xfrm>
                       <a:off x="0" y="0"/>
-                      <a:ext cx="5334000" cy="1894030"/>
+                      <a:ext cx="5334000" cy="1899149"/>
                     </a:xfrm>
                     <a:prstGeom prst="rect">
                       <a:avLst/>
@@ -18892,7 +19986,25 @@
         <w:t xml:space="preserve"> </w:t>
       </w:r>
       <w:r>
-        <w:t xml:space="preserve">bind many kinases at moderate affinity (Type 3 profiles in our taxonomy).</w:t>
+        <w:t xml:space="preserve">bind many kinases at moderate affinity (Type 3 profiles in our taxonomy),</w:t>
+      </w:r>
+      <w:r>
+        <w:t xml:space="preserve"> </w:t>
+      </w:r>
+      <w:r>
+        <w:t xml:space="preserve">among compounds that clear the activity threshold. The largest</w:t>
+      </w:r>
+      <w:r>
+        <w:t xml:space="preserve"> </w:t>
+      </w:r>
+      <w:r>
+        <w:t xml:space="preserve">ratio–entropy disagreements overall belong to the zero-active Type 1 compounds,</w:t>
+      </w:r>
+      <w:r>
+        <w:t xml:space="preserve"> </w:t>
+      </w:r>
+      <w:r>
+        <w:t xml:space="preserve">which D1 excludes from scoring.</w:t>
       </w:r>
       <w:r>
         <w:t xml:space="preserve"> </w:t>
@@ -18910,19 +20022,19 @@
         <w:t xml:space="preserve"> </w:t>
       </w:r>
       <w:r>
-        <w:t xml:space="preserve">The required properties proposed in the Required Properties section are an</w:t>
-      </w:r>
-      <w:r>
-        <w:t xml:space="preserve"> </w:t>
-      </w:r>
-      <w:r>
-        <w:t xml:space="preserve">attempt to express what it means for a compound to be selective in a way that is</w:t>
-      </w:r>
-      <w:r>
-        <w:t xml:space="preserve"> </w:t>
-      </w:r>
-      <w:r>
-        <w:t xml:space="preserve">precise enough to assess candidate selectivity definitions formally.</w:t>
+        <w:t xml:space="preserve">The properties proposed in the Motivated Properties section do not</w:t>
+      </w:r>
+      <w:r>
+        <w:t xml:space="preserve"> </w:t>
+      </w:r>
+      <w:r>
+        <w:t xml:space="preserve">define selectivity. They state what we want any measure of it to do, with each</w:t>
+      </w:r>
+      <w:r>
+        <w:t xml:space="preserve"> </w:t>
+      </w:r>
+      <w:r>
+        <w:t xml:space="preserve">property drawn from one of the failure modes above.</w:t>
       </w:r>
     </w:p>
     <w:p>
@@ -19028,19 +20140,57 @@
         <w:t xml:space="preserve"> </w:t>
       </w:r>
       <w:r>
-        <w:t xml:space="preserve">Compounds with no detected binding above the assay detection floor should not</w:t>
-      </w:r>
-      <w:r>
-        <w:t xml:space="preserve"> </w:t>
-      </w:r>
-      <w:r>
-        <w:t xml:space="preserve">receive selectivity scores, or should have their scores explicitly flagged as</w:t>
-      </w:r>
-      <w:r>
-        <w:t xml:space="preserve"> </w:t>
-      </w:r>
-      <w:r>
-        <w:t xml:space="preserve">unreliable.</w:t>
+        <w:t xml:space="preserve">Compounds with no binding above the</w:t>
+      </w:r>
+      <w:r>
+        <w:t xml:space="preserve"> </w:t>
+      </w:r>
+      <m:oMath>
+        <m:r>
+          <m:rPr>
+            <m:sty m:val="p"/>
+          </m:rPr>
+          <m:t>p</m:t>
+        </m:r>
+        <m:sSub>
+          <m:e>
+            <m:r>
+              <m:t>K</m:t>
+            </m:r>
+          </m:e>
+          <m:sub>
+            <m:r>
+              <m:t>d</m:t>
+            </m:r>
+          </m:sub>
+        </m:sSub>
+        <m:r>
+          <m:rPr>
+            <m:sty m:val="p"/>
+          </m:rPr>
+          <m:t>&gt;</m:t>
+        </m:r>
+        <m:r>
+          <m:t>6</m:t>
+        </m:r>
+      </m:oMath>
+      <w:r>
+        <w:t xml:space="preserve"> </w:t>
+      </w:r>
+      <w:r>
+        <w:t xml:space="preserve">activity threshold</w:t>
+      </w:r>
+      <w:r>
+        <w:t xml:space="preserve"> </w:t>
+      </w:r>
+      <w:r>
+        <w:t xml:space="preserve">should not receive selectivity scores, or should have their scores explicitly</w:t>
+      </w:r>
+      <w:r>
+        <w:t xml:space="preserve"> </w:t>
+      </w:r>
+      <w:r>
+        <w:t xml:space="preserve">flagged as unreliable.</w:t>
       </w:r>
       <w:r>
         <w:t xml:space="preserve"> </w:t>
@@ -19052,7 +20202,60 @@
         <w:t xml:space="preserve"> </w:t>
       </w:r>
       <w:r>
-        <w:t xml:space="preserve">receive scores that are indistinguishable from noise.</w:t>
+        <w:t xml:space="preserve">receive scores that are indistinguishable from noise. Note that these compounds</w:t>
+      </w:r>
+      <w:r>
+        <w:t xml:space="preserve"> </w:t>
+      </w:r>
+      <w:r>
+        <w:t xml:space="preserve">are not below the assay detection floor of</w:t>
+      </w:r>
+      <w:r>
+        <w:t xml:space="preserve"> </w:t>
+      </w:r>
+      <m:oMath>
+        <m:r>
+          <m:rPr>
+            <m:sty m:val="p"/>
+          </m:rPr>
+          <m:t>p</m:t>
+        </m:r>
+        <m:sSub>
+          <m:e>
+            <m:r>
+              <m:t>K</m:t>
+            </m:r>
+          </m:e>
+          <m:sub>
+            <m:r>
+              <m:t>d</m:t>
+            </m:r>
+          </m:sub>
+        </m:sSub>
+        <m:r>
+          <m:rPr>
+            <m:sty m:val="p"/>
+          </m:rPr>
+          <m:t>=</m:t>
+        </m:r>
+        <m:r>
+          <m:t>5.0</m:t>
+        </m:r>
+      </m:oMath>
+      <w:r>
+        <w:t xml:space="preserve">, which none of</w:t>
+      </w:r>
+      <w:r>
+        <w:t xml:space="preserve"> </w:t>
+      </w:r>
+      <w:r>
+        <w:t xml:space="preserve">the 222 is: their maximum affinities run from 5.16 to 6.00. The gate is set at the</w:t>
+      </w:r>
+      <w:r>
+        <w:t xml:space="preserve"> </w:t>
+      </w:r>
+      <w:r>
+        <w:t xml:space="preserve">activity threshold, not at the detection limit.</w:t>
       </w:r>
     </w:p>
     <w:p>
@@ -19139,7 +20342,7 @@
         <w:t xml:space="preserve"> </w:t>
       </w:r>
       <w:r>
-        <w:t xml:space="preserve">and Gini are interchangeable for most purposes when parameters are chosen</w:t>
+        <w:t xml:space="preserve">and the Gini coefficient are interchangeable for most purposes when parameters are chosen</w:t>
       </w:r>
       <w:r>
         <w:t xml:space="preserve"> </w:t>
@@ -19280,6 +20483,71 @@
         <w:t xml:space="preserve"> </w:t>
       </w:r>
       <w:r>
+        <w:t xml:space="preserve">This caveat is itself conditional on D1. When the convergence is recomputed over</w:t>
+      </w:r>
+      <w:r>
+        <w:t xml:space="preserve"> </w:t>
+      </w:r>
+      <w:r>
+        <w:t xml:space="preserve">only the compounds that clear the activity threshold on both the subpanel and the</w:t>
+      </w:r>
+      <w:r>
+        <w:t xml:space="preserve"> </w:t>
+      </w:r>
+      <w:r>
+        <w:t xml:space="preserve">full panel, the Gini coefficient reaches</w:t>
+      </w:r>
+      <w:r>
+        <w:t xml:space="preserve"> </w:t>
+      </w:r>
+      <m:oMath>
+        <m:r>
+          <m:t>ρ</m:t>
+        </m:r>
+        <m:r>
+          <m:rPr>
+            <m:sty m:val="p"/>
+          </m:rPr>
+          <m:t>&gt;</m:t>
+        </m:r>
+        <m:r>
+          <m:t>0.90</m:t>
+        </m:r>
+      </m:oMath>
+      <w:r>
+        <w:t xml:space="preserve"> </w:t>
+      </w:r>
+      <w:r>
+        <w:t xml:space="preserve">at 80 kinases rather than 290, level</w:t>
+      </w:r>
+      <w:r>
+        <w:t xml:space="preserve"> </w:t>
+      </w:r>
+      <w:r>
+        <w:t xml:space="preserve">with the entropy. The Gini coefficient’s apparent panel-size handicap is therefore largely an</w:t>
+      </w:r>
+      <w:r>
+        <w:t xml:space="preserve"> </w:t>
+      </w:r>
+      <w:r>
+        <w:t xml:space="preserve">artefact of scoring compounds that should not be scored, which is a further</w:t>
+      </w:r>
+      <w:r>
+        <w:t xml:space="preserve"> </w:t>
+      </w:r>
+      <w:r>
+        <w:t xml:space="preserve">argument for adopting D1 as a reporting standard and a caution against reading</w:t>
+      </w:r>
+      <w:r>
+        <w:t xml:space="preserve"> </w:t>
+      </w:r>
+      <w:r>
+        <w:t xml:space="preserve">the 290 figure as a property of the Gini coefficient itself.</w:t>
+      </w:r>
+      <w:r>
+        <w:t xml:space="preserve"> </w:t>
+      </w:r>
+      <w:r>
         <w:t xml:space="preserve">Ratio-based measures, in turn, should not be compared directly with</w:t>
       </w:r>
       <w:r>
@@ -19358,19 +20626,117 @@
         <w:t xml:space="preserve"> </w:t>
       </w:r>
       <w:r>
-        <w:t xml:space="preserve">The consistency of the two-family structure and the instability predictors</w:t>
-      </w:r>
-      <w:r>
-        <w:t xml:space="preserve"> </w:t>
-      </w:r>
-      <w:r>
-        <w:t xml:space="preserve">across all four datasets indicates that the findings are not artifacts of a</w:t>
-      </w:r>
-      <w:r>
-        <w:t xml:space="preserve"> </w:t>
-      </w:r>
-      <w:r>
-        <w:t xml:space="preserve">single assay platform. However, findings should still be interpreted in light of</w:t>
+        <w:t xml:space="preserve">The two-family structure replicates across all four datasets, and the</w:t>
+      </w:r>
+      <w:r>
+        <w:t xml:space="preserve"> </w:t>
+      </w:r>
+      <w:r>
+        <w:t xml:space="preserve">instability predictors across three of the four, which indicates that the</w:t>
+      </w:r>
+      <w:r>
+        <w:t xml:space="preserve"> </w:t>
+      </w:r>
+      <w:r>
+        <w:t xml:space="preserve">findings are not artifacts of a single assay platform. The exception is the</w:t>
+      </w:r>
+      <w:r>
+        <w:t xml:space="preserve"> </w:t>
+      </w:r>
+      <w:r>
+        <w:t xml:space="preserve">top</w:t>
+      </w:r>
+      <m:oMath>
+        <m:sSub>
+          <m:e>
+            <m:r>
+              <m:t>​</m:t>
+            </m:r>
+          </m:e>
+          <m:sub>
+            <m:r>
+              <m:t>1</m:t>
+            </m:r>
+          </m:sub>
+        </m:sSub>
+      </m:oMath>
+      <w:r>
+        <w:t xml:space="preserve">–top</w:t>
+      </w:r>
+      <m:oMath>
+        <m:sSub>
+          <m:e>
+            <m:r>
+              <m:t>​</m:t>
+            </m:r>
+          </m:e>
+          <m:sub>
+            <m:r>
+              <m:t>2</m:t>
+            </m:r>
+          </m:sub>
+        </m:sSub>
+      </m:oMath>
+      <w:r>
+        <w:t xml:space="preserve"> </w:t>
+      </w:r>
+      <w:r>
+        <w:t xml:space="preserve">dependence on Anastassiadis (</w:t>
+      </w:r>
+      <m:oMath>
+        <m:r>
+          <m:t>r</m:t>
+        </m:r>
+        <m:r>
+          <m:rPr>
+            <m:sty m:val="p"/>
+          </m:rPr>
+          <m:t>=</m:t>
+        </m:r>
+        <m:r>
+          <m:rPr>
+            <m:sty m:val="p"/>
+          </m:rPr>
+          <m:t>−</m:t>
+        </m:r>
+        <m:r>
+          <m:t>0.104</m:t>
+        </m:r>
+      </m:oMath>
+      <w:r>
+        <w:t xml:space="preserve">,</w:t>
+      </w:r>
+      <w:r>
+        <w:t xml:space="preserve"> </w:t>
+      </w:r>
+      <m:oMath>
+        <m:r>
+          <m:t>p</m:t>
+        </m:r>
+        <m:r>
+          <m:rPr>
+            <m:sty m:val="p"/>
+          </m:rPr>
+          <m:t>=</m:t>
+        </m:r>
+        <m:r>
+          <m:t>0.23</m:t>
+        </m:r>
+      </m:oMath>
+      <w:r>
+        <w:t xml:space="preserve">), the one</w:t>
+      </w:r>
+      <w:r>
+        <w:t xml:space="preserve"> </w:t>
+      </w:r>
+      <w:r>
+        <w:t xml:space="preserve">percent-inhibition dataset, so we cannot exclude that this predictor is specific</w:t>
+      </w:r>
+      <w:r>
+        <w:t xml:space="preserve"> </w:t>
+      </w:r>
+      <w:r>
+        <w:t xml:space="preserve">to affinity readouts. However, findings should still be interpreted in light of</w:t>
       </w:r>
       <w:r>
         <w:t xml:space="preserve"> </w:t>
@@ -19549,13 +20915,13 @@
         <w:t xml:space="preserve"> </w:t>
       </w:r>
       <w:r>
-        <w:t xml:space="preserve">concentration-response data CATDS requires, correlates more strongly with Gini</w:t>
-      </w:r>
-      <w:r>
-        <w:t xml:space="preserve"> </w:t>
-      </w:r>
-      <w:r>
-        <w:t xml:space="preserve">and entropy than with</w:t>
+        <w:t xml:space="preserve">concentration-response data CATDS requires, correlates far more strongly with</w:t>
+      </w:r>
+      <w:r>
+        <w:t xml:space="preserve"> </w:t>
+      </w:r>
+      <w:r>
+        <w:t xml:space="preserve">Gini and entropy than with</w:t>
       </w:r>
       <w:r>
         <w:t xml:space="preserve"> </w:t>
@@ -19584,13 +20950,117 @@
         <w:t xml:space="preserve"> </w:t>
       </w:r>
       <w:r>
-        <w:t xml:space="preserve">on Klaeger, consistent with this structural</w:t>
-      </w:r>
-      <w:r>
-        <w:t xml:space="preserve"> </w:t>
-      </w:r>
-      <w:r>
-        <w:t xml:space="preserve">reading. We did not add it as a fifth measure: the distribution family is</w:t>
+        <w:t xml:space="preserve">on all four datasets (Spearman correlation</w:t>
+      </w:r>
+      <w:r>
+        <w:t xml:space="preserve"> </w:t>
+      </w:r>
+      <m:oMath>
+        <m:r>
+          <m:t>0.91</m:t>
+        </m:r>
+      </m:oMath>
+      <w:r>
+        <w:t xml:space="preserve">–</w:t>
+      </w:r>
+      <m:oMath>
+        <m:r>
+          <m:t>0.99</m:t>
+        </m:r>
+      </m:oMath>
+      <w:r>
+        <w:t xml:space="preserve"> </w:t>
+      </w:r>
+      <w:r>
+        <w:t xml:space="preserve">against Gini and</w:t>
+      </w:r>
+      <w:r>
+        <w:t xml:space="preserve"> </w:t>
+      </w:r>
+      <m:oMath>
+        <m:r>
+          <m:t>0.85</m:t>
+        </m:r>
+      </m:oMath>
+      <w:r>
+        <w:t xml:space="preserve">–</w:t>
+      </w:r>
+      <m:oMath>
+        <m:r>
+          <m:t>0.96</m:t>
+        </m:r>
+      </m:oMath>
+      <w:r>
+        <w:t xml:space="preserve"> </w:t>
+      </w:r>
+      <w:r>
+        <w:t xml:space="preserve">against entropy, versus</w:t>
+      </w:r>
+      <w:r>
+        <w:t xml:space="preserve"> </w:t>
+      </w:r>
+      <m:oMath>
+        <m:r>
+          <m:t>0.45</m:t>
+        </m:r>
+      </m:oMath>
+      <w:r>
+        <w:t xml:space="preserve">–</w:t>
+      </w:r>
+      <m:oMath>
+        <m:r>
+          <m:t>0.70</m:t>
+        </m:r>
+      </m:oMath>
+      <w:r>
+        <w:t xml:space="preserve"> </w:t>
+      </w:r>
+      <w:r>
+        <w:t xml:space="preserve">against</w:t>
+      </w:r>
+      <w:r>
+        <w:t xml:space="preserve"> </w:t>
+      </w:r>
+      <m:oMath>
+        <m:r>
+          <m:t>R</m:t>
+        </m:r>
+        <m:r>
+          <m:rPr>
+            <m:sty m:val="p"/>
+          </m:rPr>
+          <m:t>(</m:t>
+        </m:r>
+        <m:r>
+          <m:t>k</m:t>
+        </m:r>
+        <m:r>
+          <m:rPr>
+            <m:sty m:val="p"/>
+          </m:rPr>
+          <m:t>)</m:t>
+        </m:r>
+      </m:oMath>
+      <w:r>
+        <w:t xml:space="preserve">), consistent with this structural reading. On our data CATDS does</w:t>
+      </w:r>
+      <w:r>
+        <w:t xml:space="preserve"> </w:t>
+      </w:r>
+      <w:r>
+        <w:t xml:space="preserve">not behave like a ratio measure, and assigning it to that family would have</w:t>
+      </w:r>
+      <w:r>
+        <w:t xml:space="preserve"> </w:t>
+      </w:r>
+      <w:r>
+        <w:t xml:space="preserve">misdescribed the cross-family correlations reported above.</w:t>
+      </w:r>
+      <w:r>
+        <w:t xml:space="preserve"> </w:t>
+      </w:r>
+      <w:r>
+        <w:t xml:space="preserve">We did not add it as a fifth measure: the distribution family is</w:t>
       </w:r>
       <w:r>
         <w:t xml:space="preserve"> </w:t>
@@ -19602,13 +21072,7 @@
         <w:t xml:space="preserve"> </w:t>
       </w:r>
       <w:r>
-        <w:t xml:space="preserve">instance of the same underlying construct rather than an independent</w:t>
-      </w:r>
-      <w:r>
-        <w:t xml:space="preserve"> </w:t>
-      </w:r>
-      <w:r>
-        <w:t xml:space="preserve">perspective (see repository for results).</w:t>
+        <w:t xml:space="preserve">instance of the same underlying construct rather (see repository for results).</w:t>
       </w:r>
     </w:p>
     <w:p>
@@ -19652,22 +21116,34 @@
         <w:rPr>
           <w:vertAlign w:val="superscript"/>
         </w:rPr>
-        <w:t xml:space="preserve">[27]</w:t>
-      </w:r>
-      <w:r>
-        <w:t xml:space="preserve">. A plausible contributor, not established</w:t>
-      </w:r>
-      <w:r>
-        <w:t xml:space="preserve"> </w:t>
-      </w:r>
-      <w:r>
-        <w:t xml:space="preserve">by that work, is that cell-free panels often use truncated or constitutively</w:t>
-      </w:r>
-      <w:r>
-        <w:t xml:space="preserve"> </w:t>
-      </w:r>
-      <w:r>
-        <w:t xml:space="preserve">active kinase-domain constructs, which cannot adopt the DFG-out state.</w:t>
+        <w:t xml:space="preserve">[27,28]</w:t>
+      </w:r>
+      <w:r>
+        <w:t xml:space="preserve">.</w:t>
+      </w:r>
+      <w:r>
+        <w:t xml:space="preserve"> </w:t>
+      </w:r>
+      <w:r>
+        <w:t xml:space="preserve">A plausible contributor, not established by that work, is that the cellular</w:t>
+      </w:r>
+      <w:r>
+        <w:t xml:space="preserve"> </w:t>
+      </w:r>
+      <w:r>
+        <w:t xml:space="preserve">assays report occupancy of full-length kinase in intact cells, with regulatory</w:t>
+      </w:r>
+      <w:r>
+        <w:t xml:space="preserve"> </w:t>
+      </w:r>
+      <w:r>
+        <w:t xml:space="preserve">domains, binding partners and intracellular ATP present, whereas the cell-free</w:t>
+      </w:r>
+      <w:r>
+        <w:t xml:space="preserve"> </w:t>
+      </w:r>
+      <w:r>
+        <w:t xml:space="preserve">panels score isolated kinase-domain constructs under defined conditions.</w:t>
       </w:r>
     </w:p>
     <w:p>
@@ -19902,7 +21378,13 @@
         <w:pStyle w:val="BodyText"/>
       </w:pPr>
       <w:r>
-        <w:t xml:space="preserve">The assessments of D1-D4 satisfaction in Table </w:t>
+        <w:t xml:space="preserve">Finally, a formal proof of each of the D1– D4 properties for each</w:t>
+      </w:r>
+      <w:r>
+        <w:t xml:space="preserve"> </w:t>
+      </w:r>
+      <w:r>
+        <w:t xml:space="preserve">definition (for which informal assessments given in Table </w:t>
       </w:r>
       <w:hyperlink w:anchor="tab:desiderata">
         <w:r>
@@ -19913,28 +21395,13 @@
         </w:r>
       </w:hyperlink>
       <w:r>
-        <w:t xml:space="preserve"> </w:t>
-      </w:r>
-      <w:r>
-        <w:t xml:space="preserve">are based on</w:t>
-      </w:r>
-      <w:r>
-        <w:t xml:space="preserve"> </w:t>
-      </w:r>
-      <w:r>
-        <w:t xml:space="preserve">analysis of the functional forms of each definition together with the empirical</w:t>
-      </w:r>
-      <w:r>
-        <w:t xml:space="preserve"> </w:t>
-      </w:r>
-      <w:r>
-        <w:t xml:space="preserve">checks of this study. A formal proof of satisfaction or violation for each</w:t>
-      </w:r>
-      <w:r>
-        <w:t xml:space="preserve"> </w:t>
-      </w:r>
-      <w:r>
-        <w:t xml:space="preserve">property–definition pair is left for future work.</w:t>
+        <w:t xml:space="preserve">)</w:t>
+      </w:r>
+      <w:r>
+        <w:t xml:space="preserve"> </w:t>
+      </w:r>
+      <w:r>
+        <w:t xml:space="preserve">is left for future work.</w:t>
       </w:r>
     </w:p>
     <w:bookmarkEnd w:id="58"/>
@@ -19953,25 +21420,37 @@
         <w:pStyle w:val="FirstParagraph"/>
       </w:pPr>
       <w:r>
-        <w:t xml:space="preserve">We have shown that commonly used kinase inhibitor selectivity definitions</w:t>
-      </w:r>
-      <w:r>
-        <w:t xml:space="preserve"> </w:t>
-      </w:r>
-      <w:r>
-        <w:t xml:space="preserve">cluster into two families that measure fundamentally different properties of</w:t>
-      </w:r>
-      <w:r>
-        <w:t xml:space="preserve"> </w:t>
-      </w:r>
-      <w:r>
-        <w:t xml:space="preserve">binding profiles. We also showed that rank instability within and between families is</w:t>
-      </w:r>
-      <w:r>
-        <w:t xml:space="preserve"> </w:t>
-      </w:r>
-      <w:r>
-        <w:t xml:space="preserve">mechanistically predictable from binding profile shape, and that three</w:t>
+        <w:t xml:space="preserve">We have shown that commonly used kinase inhibitor selectivity definitions split</w:t>
+      </w:r>
+      <w:r>
+        <w:t xml:space="preserve"> </w:t>
+      </w:r>
+      <w:r>
+        <w:t xml:space="preserve">three to one, into a distribution-based group whose members agree closely and a</w:t>
+      </w:r>
+      <w:r>
+        <w:t xml:space="preserve"> </w:t>
+      </w:r>
+      <w:r>
+        <w:t xml:space="preserve">ratio measure that agrees with none of them, and that the two measure</w:t>
+      </w:r>
+      <w:r>
+        <w:t xml:space="preserve"> </w:t>
+      </w:r>
+      <w:r>
+        <w:t xml:space="preserve">fundamentally different properties of binding profiles.</w:t>
+      </w:r>
+      <w:r>
+        <w:t xml:space="preserve"> </w:t>
+      </w:r>
+      <w:r>
+        <w:t xml:space="preserve">We also showed that rank instability within and between families is</w:t>
+      </w:r>
+      <w:r>
+        <w:t xml:space="preserve"> </w:t>
+      </w:r>
+      <w:r>
+        <w:t xml:space="preserve">predictable from binding profile shape, and that three</w:t>
       </w:r>
       <w:r>
         <w:t xml:space="preserve"> </w:t>
@@ -19989,7 +21468,7 @@
         <w:t xml:space="preserve"> </w:t>
       </w:r>
       <w:r>
-        <w:t xml:space="preserve">These findings motivate four required properties that any well-formed selectivity measure</w:t>
+        <w:t xml:space="preserve">These findings motivate four properties that any well-formed selectivity measure</w:t>
       </w:r>
       <w:r>
         <w:t xml:space="preserve"> </w:t>
@@ -20015,19 +21494,25 @@
         <w:pStyle w:val="BodyText"/>
       </w:pPr>
       <w:r>
-        <w:t xml:space="preserve">No existing definition satisfies all four simultaneously, but we show that a</w:t>
-      </w:r>
-      <w:r>
-        <w:t xml:space="preserve"> </w:t>
-      </w:r>
-      <w:r>
-        <w:t xml:space="preserve">gated, smooth-hinge effective-target number does. We demonstrate that it recovers its</w:t>
-      </w:r>
-      <w:r>
-        <w:t xml:space="preserve"> </w:t>
-      </w:r>
-      <w:r>
-        <w:t xml:space="preserve">full-panel ranking from roughly a third of a typical panel, and that it is</w:t>
+        <w:t xml:space="preserve">None of the four definitions assessed satisfies all four properties, but we show</w:t>
+      </w:r>
+      <w:r>
+        <w:t xml:space="preserve"> </w:t>
+      </w:r>
+      <w:r>
+        <w:t xml:space="preserve">that a gated, smooth-hinge effective-target number does. We demonstrate that it</w:t>
+      </w:r>
+      <w:r>
+        <w:t xml:space="preserve"> </w:t>
+      </w:r>
+      <w:r>
+        <w:t xml:space="preserve">recovers its full-panel ranking from roughly a third of a typical panel, and from</w:t>
+      </w:r>
+      <w:r>
+        <w:t xml:space="preserve"> </w:t>
+      </w:r>
+      <w:r>
+        <w:t xml:space="preserve">roughly a quarter once the reliability gate is applied, and that it is</w:t>
       </w:r>
       <w:r>
         <w:t xml:space="preserve"> </w:t>
@@ -20039,37 +21524,45 @@
         <w:t xml:space="preserve"> </w:t>
       </w:r>
       <w:r>
-        <w:t xml:space="preserve">However, our featured candidate measure is close to identical to the</w:t>
-      </w:r>
-      <w:r>
-        <w:t xml:space="preserve"> </w:t>
-      </w:r>
-      <w:r>
-        <w:t xml:space="preserve">entropy measure in terms of performance on the given datasets, and</w:t>
-      </w:r>
-      <w:r>
-        <w:t xml:space="preserve"> </w:t>
-      </w:r>
-      <w:r>
-        <w:t xml:space="preserve">looking for a significantly better measure within the candidate family is future work,</w:t>
-      </w:r>
-      <w:r>
-        <w:t xml:space="preserve"> </w:t>
-      </w:r>
-      <w:r>
-        <w:t xml:space="preserve">likely requiring additional datasets.</w:t>
-      </w:r>
-      <w:r>
-        <w:t xml:space="preserve"> </w:t>
-      </w:r>
-      <w:r>
-        <w:t xml:space="preserve">Establishing additional properties that characterize a selectivity measure</w:t>
-      </w:r>
-      <w:r>
-        <w:t xml:space="preserve"> </w:t>
-      </w:r>
-      <w:r>
-        <w:t xml:space="preserve">uniquely, as Shannon’s axioms do for entropy, is a natural next step.</w:t>
+        <w:t xml:space="preserve">Because the candidate is a local modification of the entropy, the two rank the</w:t>
+      </w:r>
+      <w:r>
+        <w:t xml:space="preserve"> </w:t>
+      </w:r>
+      <w:r>
+        <w:t xml:space="preserve">compounds they both score almost identically (Spearman</w:t>
+      </w:r>
+      <w:r>
+        <w:t xml:space="preserve"> </w:t>
+      </w:r>
+      <m:oMath>
+        <m:r>
+          <m:rPr>
+            <m:sty m:val="p"/>
+          </m:rPr>
+          <m:t>+</m:t>
+        </m:r>
+        <m:r>
+          <m:t>0.999</m:t>
+        </m:r>
+      </m:oMath>
+      <w:r>
+        <w:t xml:space="preserve"> </w:t>
+      </w:r>
+      <w:r>
+        <w:t xml:space="preserve">on Klaeger).</w:t>
+      </w:r>
+      <w:r>
+        <w:t xml:space="preserve"> </w:t>
+      </w:r>
+      <w:r>
+        <w:t xml:space="preserve">So, our candidate measure is neither unique nor a guaranteed universal</w:t>
+      </w:r>
+      <w:r>
+        <w:t xml:space="preserve"> </w:t>
+      </w:r>
+      <w:r>
+        <w:t xml:space="preserve">improvement on existing measures.</w:t>
       </w:r>
     </w:p>
     <w:p>
@@ -20077,6 +21570,74 @@
         <w:pStyle w:val="BodyText"/>
       </w:pPr>
       <w:r>
+        <w:t xml:space="preserve">The main goal of this work, however, is to identify criteria for judging</w:t>
+      </w:r>
+      <w:r>
+        <w:t xml:space="preserve"> </w:t>
+      </w:r>
+      <w:r>
+        <w:t xml:space="preserve">a candidate that could be considered a principled, universally adopted</w:t>
+      </w:r>
+      <w:r>
+        <w:t xml:space="preserve"> </w:t>
+      </w:r>
+      <w:r>
+        <w:t xml:space="preserve">choice of selectivity measure in the future. Such criteria must be justified</w:t>
+      </w:r>
+      <w:r>
+        <w:t xml:space="preserve"> </w:t>
+      </w:r>
+      <w:r>
+        <w:t xml:space="preserve">(which we argue they are),</w:t>
+      </w:r>
+      <w:r>
+        <w:t xml:space="preserve"> </w:t>
+      </w:r>
+      <w:r>
+        <w:t xml:space="preserve">and jointly satisfiable (which we empirically demonstrate).</w:t>
+      </w:r>
+      <w:r>
+        <w:t xml:space="preserve"> </w:t>
+      </w:r>
+      <w:r>
+        <w:t xml:space="preserve">Further properties may discriminate where these four do</w:t>
+      </w:r>
+      <w:r>
+        <w:t xml:space="preserve"> </w:t>
+      </w:r>
+      <w:r>
+        <w:t xml:space="preserve">not, and the candidate may separate from the entropy on panels whose active</w:t>
+      </w:r>
+      <w:r>
+        <w:t xml:space="preserve"> </w:t>
+      </w:r>
+      <w:r>
+        <w:t xml:space="preserve">fractions differ from the four studied here.</w:t>
+      </w:r>
+      <w:r>
+        <w:t xml:space="preserve"> </w:t>
+      </w:r>
+      <w:r>
+        <w:t xml:space="preserve">Establishing additional properties that uniquely characterize a selectivity</w:t>
+      </w:r>
+      <w:r>
+        <w:t xml:space="preserve"> </w:t>
+      </w:r>
+      <w:r>
+        <w:t xml:space="preserve">measure, as Shannon’s axioms do for entropy, is a natural next step, for which</w:t>
+      </w:r>
+      <w:r>
+        <w:t xml:space="preserve"> </w:t>
+      </w:r>
+      <w:r>
+        <w:t xml:space="preserve">additional datasets may be required.</w:t>
+      </w:r>
+    </w:p>
+    <w:p>
+      <w:pPr>
+        <w:pStyle w:val="BodyText"/>
+      </w:pPr>
+      <w:r>
         <w:t xml:space="preserve">The immediate practical implication is that selectivity assessments should</w:t>
       </w:r>
       <w:r>
@@ -20089,7 +21650,7 @@
         <w:t xml:space="preserve"> </w:t>
       </w:r>
       <w:r>
-        <w:t xml:space="preserve">flag compounds with no binding above the detection threshold as unreliable.</w:t>
+        <w:t xml:space="preserve">flag compounds with no binding above the activity threshold as unreliable.</w:t>
       </w:r>
       <w:r>
         <w:t xml:space="preserve"> </w:t>
@@ -20202,13 +21763,13 @@
         <w:t xml:space="preserve"> </w:t>
       </w:r>
       <w:r>
-        <w:t xml:space="preserve">All scientific conclusions, the conceptual framework, the required properties proposed in the</w:t>
-      </w:r>
-      <w:r>
-        <w:t xml:space="preserve"> </w:t>
-      </w:r>
-      <w:r>
-        <w:t xml:space="preserve">Required Properties section, and the final manuscript content were developed, verified, and</w:t>
+        <w:t xml:space="preserve">All scientific conclusions, the conceptual framework, the properties proposed in the</w:t>
+      </w:r>
+      <w:r>
+        <w:t xml:space="preserve"> </w:t>
+      </w:r>
+      <w:r>
+        <w:t xml:space="preserve">Motivated Properties section, and the final manuscript content were developed, verified, and</w:t>
       </w:r>
       <w:r>
         <w:t xml:space="preserve"> </w:t>
@@ -20504,7 +22065,7 @@
       </w:r>
     </w:p>
     <w:bookmarkEnd w:id="69"/>
-    <w:bookmarkStart w:id="120" w:name="bibliography"/>
+    <w:bookmarkStart w:id="122" w:name="bibliography"/>
     <w:p>
       <w:pPr>
         <w:pStyle w:val="Heading1"/>
@@ -20513,7 +22074,7 @@
         <w:t xml:space="preserve">References</w:t>
       </w:r>
     </w:p>
-    <w:bookmarkStart w:id="119" w:name="refs"/>
+    <w:bookmarkStart w:id="121" w:name="refs"/>
     <w:bookmarkStart w:id="71" w:name="ref-Roskoski2024"/>
     <w:p>
       <w:pPr>
@@ -22473,8 +24034,92 @@
       </w:r>
     </w:p>
     <w:bookmarkEnd w:id="118"/>
-    <w:bookmarkEnd w:id="119"/>
+    <w:bookmarkStart w:id="120" w:name="ref-Binder2026correction"/>
+    <w:p>
+      <w:pPr>
+        <w:pStyle w:val="Bibliography"/>
+      </w:pPr>
+      <w:r>
+        <w:t xml:space="preserve">[28]</w:t>
+      </w:r>
+      <w:r>
+        <w:t xml:space="preserve"> </w:t>
+      </w:r>
+      <w:r>
+        <w:t xml:space="preserve">	</w:t>
+      </w:r>
+      <w:r>
+        <w:t xml:space="preserve">M. J. Binder, F. M. Bashore, K. K. Dunn Hoffman, C. Damgaard, M. Slater, D. H. Drewry, M. B. Robers, A. D. Axtman,</w:t>
+      </w:r>
+      <w:r>
+        <w:t xml:space="preserve"> </w:t>
+      </w:r>
+      <w:r>
+        <w:t xml:space="preserve">“</w:t>
+      </w:r>
+      <w:hyperlink r:id="rId119">
+        <w:r>
+          <w:rPr>
+            <w:rStyle w:val="Hyperlink"/>
+          </w:rPr>
+          <w:t xml:space="preserve">Correction to</w:t>
+        </w:r>
+        <w:r>
+          <w:rPr>
+            <w:rStyle w:val="Hyperlink"/>
+          </w:rPr>
+          <w:t xml:space="preserve"> </w:t>
+        </w:r>
+        <w:r>
+          <w:rPr>
+            <w:rStyle w:val="Hyperlink"/>
+          </w:rPr>
+          <w:t xml:space="preserve">‘cellular context influences kinase inhibitor selectivity’</w:t>
+        </w:r>
+      </w:hyperlink>
+      <w:r>
+        <w:t xml:space="preserve">”</w:t>
+      </w:r>
+      <w:r>
+        <w:t xml:space="preserve"> </w:t>
+      </w:r>
+      <w:r>
+        <w:rPr>
+          <w:i/>
+          <w:iCs/>
+        </w:rPr>
+        <w:t xml:space="preserve">J. Med. Chem.</w:t>
+      </w:r>
+      <w:r>
+        <w:t xml:space="preserve"> </w:t>
+      </w:r>
+      <w:r>
+        <w:rPr>
+          <w:b/>
+          <w:bCs/>
+        </w:rPr>
+        <w:t xml:space="preserve">2026</w:t>
+      </w:r>
+      <w:r>
+        <w:t xml:space="preserve">,</w:t>
+      </w:r>
+      <w:r>
+        <w:t xml:space="preserve"> </w:t>
+      </w:r>
+      <w:r>
+        <w:rPr>
+          <w:i/>
+          <w:iCs/>
+        </w:rPr>
+        <w:t xml:space="preserve">69</w:t>
+      </w:r>
+      <w:r>
+        <w:t xml:space="preserve">, 20069–20071.</w:t>
+      </w:r>
+    </w:p>
     <w:bookmarkEnd w:id="120"/>
+    <w:bookmarkEnd w:id="121"/>
+    <w:bookmarkEnd w:id="122"/>
     <w:sectPr>
       <w:footnotePr>
         <w:numRestart w:val="eachSect"/>

--- a/paper/molecular_informatics_submission.docx
+++ b/paper/molecular_informatics_submission.docx
@@ -21402,6 +21402,88 @@
       </w:r>
       <w:r>
         <w:t xml:space="preserve">is left for future work.</w:t>
+      </w:r>
+    </w:p>
+    <w:p>
+      <w:pPr>
+        <w:pStyle w:val="BodyText"/>
+      </w:pPr>
+      <w:r>
+        <w:t xml:space="preserve">The four properties are also unlikely to be the complete set, and this work</w:t>
+      </w:r>
+      <w:r>
+        <w:t xml:space="preserve"> </w:t>
+      </w:r>
+      <w:r>
+        <w:t xml:space="preserve">suggests three further candidates that we do not assess here. A measure should be</w:t>
+      </w:r>
+      <w:r>
+        <w:t xml:space="preserve"> </w:t>
+      </w:r>
+      <w:r>
+        <w:t xml:space="preserve">correctly oriented against a crude external proxy for the concept, such as the</w:t>
+      </w:r>
+      <w:r>
+        <w:t xml:space="preserve"> </w:t>
+      </w:r>
+      <w:r>
+        <w:t xml:space="preserve">number of active kinases, since a measure can satisfy D2 to D4 and still rank</w:t>
+      </w:r>
+      <w:r>
+        <w:t xml:space="preserve"> </w:t>
+      </w:r>
+      <w:r>
+        <w:t xml:space="preserve">promiscuous compounds as selective. A measure should declare its scale type,</w:t>
+      </w:r>
+      <w:r>
+        <w:t xml:space="preserve"> </w:t>
+      </w:r>
+      <w:r>
+        <w:t xml:space="preserve">because the four definitions report on incomparable scales and Figure </w:t>
+      </w:r>
+      <w:hyperlink w:anchor="fig:fidelity">
+        <w:r>
+          <w:rPr>
+            <w:rStyle w:val="Hyperlink"/>
+          </w:rPr>
+          <w:t xml:space="preserve">1</w:t>
+        </w:r>
+      </w:hyperlink>
+      <w:r>
+        <w:t xml:space="preserve"> </w:t>
+      </w:r>
+      <w:r>
+        <w:t xml:space="preserve">shows that leaving the operationalization undeclared can reverse a ranking.</w:t>
+      </w:r>
+      <w:r>
+        <w:t xml:space="preserve"> </w:t>
+      </w:r>
+      <w:r>
+        <w:t xml:space="preserve">The panel-size behaviour reported above could itself be stated as a property</w:t>
+      </w:r>
+      <w:r>
+        <w:t xml:space="preserve"> </w:t>
+      </w:r>
+      <w:r>
+        <w:t xml:space="preserve">rather than as a description. Two further candidates, stability under measurement</w:t>
+      </w:r>
+      <w:r>
+        <w:t xml:space="preserve"> </w:t>
+      </w:r>
+      <w:r>
+        <w:t xml:space="preserve">error in the affinities and agreement across datasets profiling the same</w:t>
+      </w:r>
+      <w:r>
+        <w:t xml:space="preserve"> </w:t>
+      </w:r>
+      <w:r>
+        <w:t xml:space="preserve">compounds, are not testable on the present data, the second because at most 19</w:t>
+      </w:r>
+      <w:r>
+        <w:t xml:space="preserve"> </w:t>
+      </w:r>
+      <w:r>
+        <w:t xml:space="preserve">compounds are shared between any two of the four datasets.</w:t>
       </w:r>
     </w:p>
     <w:bookmarkEnd w:id="58"/>
